--- a/Knowledge/3-Work knowledge/1-Software Engineering/2-Testing/5-My Source/1-ISTQB Foundation Level/5-Test Management/5-Test Techniques/1-Types of Black-Box Techniques/5-State Transition Testing.docx
+++ b/Knowledge/3-Work knowledge/1-Software Engineering/2-Testing/5-My Source/1-ISTQB Foundation Level/5-Test Management/5-Test Techniques/1-Types of Black-Box Techniques/5-State Transition Testing.docx
@@ -31,51 +31,77 @@
       </w:pPr>
       <w:r>
         <w:rPr>
-          <w:b/>
-          <w:shd w:val="clear" w:color="auto" w:fill="B7B7B7"/>
-        </w:rPr>
-        <w:t># Source</w:t>
-      </w:r>
-      <w:r>
-        <w:rPr>
-          <w:shd w:val="clear" w:color="auto" w:fill="B7B7B7"/>
-        </w:rPr>
-        <w:t xml:space="preserve">: </w:t>
-      </w:r>
-      <w:r>
-        <w:rPr>
-          <w:b/>
-          <w:shd w:val="clear" w:color="auto" w:fill="B7B7B7"/>
-        </w:rPr>
-        <w:t xml:space="preserve">Chatgpt </w:t>
-      </w:r>
-      <w:r>
-        <w:rPr>
-          <w:b/>
-          <w:sz w:val="14"/>
-          <w:szCs w:val="14"/>
-          <w:shd w:val="clear" w:color="auto" w:fill="B7B7B7"/>
-        </w:rPr>
-        <w:t>(GPT</w:t>
-      </w:r>
-      <w:r>
-        <w:rPr>
-          <w:rFonts w:ascii="Cambria Math" w:hAnsi="Cambria Math" w:cs="Cambria Math"/>
-          <w:b/>
-          <w:sz w:val="14"/>
-          <w:szCs w:val="14"/>
-          <w:shd w:val="clear" w:color="auto" w:fill="B7B7B7"/>
+          <w:rFonts w:ascii="Arial" w:eastAsia="Arial" w:hAnsi="Arial" w:cs="Arial"/>
+          <w:b/>
+          <w:color w:val="000000"/>
+          <w:sz w:val="18"/>
+          <w:highlight w:val="lightGray"/>
+        </w:rPr>
+        <w:t># Source: AI Source: Provided by: [Data Path</w:t>
+      </w:r>
+      <w:r>
+        <w:rPr>
+          <w:rFonts w:ascii="Arial" w:eastAsia="Arial" w:hAnsi="Arial" w:cs="Arial"/>
+          <w:color w:val="000000"/>
+          <w:sz w:val="18"/>
+          <w:highlight w:val="lightGray"/>
+        </w:rPr>
+        <w:t xml:space="preserve">: Persons Table -&gt; ID Column: 1, Name_En Column: Motasem Essam] -&gt; </w:t>
+      </w:r>
+      <w:r>
+        <w:rPr>
+          <w:rFonts w:ascii="Arial" w:eastAsia="Arial" w:hAnsi="Arial" w:cs="Arial"/>
+          <w:b/>
+          <w:color w:val="000000"/>
+          <w:sz w:val="18"/>
+          <w:highlight w:val="lightGray"/>
+        </w:rPr>
+        <w:t>From:</w:t>
+      </w:r>
+      <w:r>
+        <w:rPr>
+          <w:rFonts w:ascii="Arial" w:eastAsia="Arial" w:hAnsi="Arial" w:cs="Arial"/>
+          <w:color w:val="000000"/>
+          <w:sz w:val="18"/>
+          <w:highlight w:val="lightGray"/>
+        </w:rPr>
+        <w:t xml:space="preserve"> [Chatgpt (GPT</w:t>
+      </w:r>
+      <w:r>
+        <w:rPr>
+          <w:rFonts w:ascii="Arial" w:eastAsia="Arial" w:hAnsi="Arial" w:cs="Cambria Math"/>
+          <w:color w:val="000000"/>
+          <w:sz w:val="18"/>
+          <w:highlight w:val="lightGray"/>
         </w:rPr>
         <w:t>‑</w:t>
       </w:r>
       <w:r>
         <w:rPr>
-          <w:b/>
-          <w:sz w:val="14"/>
-          <w:szCs w:val="14"/>
-          <w:shd w:val="clear" w:color="auto" w:fill="B7B7B7"/>
-        </w:rPr>
-        <w:t>5 Mini) at [8/15/2025]</w:t>
+          <w:rFonts w:ascii="Arial" w:eastAsia="Arial" w:hAnsi="Arial" w:cs="Arial"/>
+          <w:color w:val="000000"/>
+          <w:sz w:val="18"/>
+          <w:highlight w:val="lightGray"/>
+        </w:rPr>
+        <w:t xml:space="preserve">5 Mini)] </w:t>
+      </w:r>
+      <w:r>
+        <w:rPr>
+          <w:rFonts w:ascii="Arial" w:eastAsia="Arial" w:hAnsi="Arial" w:cs="Arial"/>
+          <w:b/>
+          <w:color w:val="000000"/>
+          <w:sz w:val="18"/>
+          <w:highlight w:val="lightGray"/>
+        </w:rPr>
+        <w:t>on</w:t>
+      </w:r>
+      <w:r>
+        <w:rPr>
+          <w:rFonts w:ascii="Arial" w:eastAsia="Arial" w:hAnsi="Arial"/>
+          <w:sz w:val="18"/>
+          <w:highlight w:val="lightGray"/>
+        </w:rPr>
+        <w:t xml:space="preserve"> [8/15/2025]</w:t>
       </w:r>
     </w:p>
     <w:p>
@@ -167,7 +193,7 @@
     </w:p>
     <w:p>
       <w:r>
-        <w:pict w14:anchorId="510A6C0F">
+        <w:pict w14:anchorId="3D96D406">
           <v:rect id="_x0000_i1025" style="width:0;height:1.5pt" o:hralign="center" o:hrstd="t" o:hr="t" fillcolor="#a0a0a0" stroked="f"/>
         </w:pict>
       </w:r>
@@ -188,51 +214,77 @@
       </w:pPr>
       <w:r>
         <w:rPr>
-          <w:b/>
-          <w:shd w:val="clear" w:color="auto" w:fill="B7B7B7"/>
-        </w:rPr>
-        <w:t># Source</w:t>
-      </w:r>
-      <w:r>
-        <w:rPr>
-          <w:shd w:val="clear" w:color="auto" w:fill="B7B7B7"/>
-        </w:rPr>
-        <w:t xml:space="preserve">: </w:t>
-      </w:r>
-      <w:r>
-        <w:rPr>
-          <w:b/>
-          <w:shd w:val="clear" w:color="auto" w:fill="B7B7B7"/>
-        </w:rPr>
-        <w:t xml:space="preserve">Chatgpt </w:t>
-      </w:r>
-      <w:r>
-        <w:rPr>
-          <w:b/>
-          <w:sz w:val="14"/>
-          <w:szCs w:val="14"/>
-          <w:shd w:val="clear" w:color="auto" w:fill="B7B7B7"/>
-        </w:rPr>
-        <w:t>(GPT</w:t>
-      </w:r>
-      <w:r>
-        <w:rPr>
-          <w:rFonts w:ascii="Cambria Math" w:hAnsi="Cambria Math" w:cs="Cambria Math"/>
-          <w:b/>
-          <w:sz w:val="14"/>
-          <w:szCs w:val="14"/>
-          <w:shd w:val="clear" w:color="auto" w:fill="B7B7B7"/>
+          <w:rFonts w:ascii="Arial" w:eastAsia="Arial" w:hAnsi="Arial" w:cs="Arial"/>
+          <w:b/>
+          <w:color w:val="000000"/>
+          <w:sz w:val="18"/>
+          <w:highlight w:val="lightGray"/>
+        </w:rPr>
+        <w:t># Source: AI Source: Provided by: [Data Path</w:t>
+      </w:r>
+      <w:r>
+        <w:rPr>
+          <w:rFonts w:ascii="Arial" w:eastAsia="Arial" w:hAnsi="Arial" w:cs="Arial"/>
+          <w:color w:val="000000"/>
+          <w:sz w:val="18"/>
+          <w:highlight w:val="lightGray"/>
+        </w:rPr>
+        <w:t xml:space="preserve">: Persons Table -&gt; ID Column: 1, Name_En Column: Motasem Essam] -&gt; </w:t>
+      </w:r>
+      <w:r>
+        <w:rPr>
+          <w:rFonts w:ascii="Arial" w:eastAsia="Arial" w:hAnsi="Arial" w:cs="Arial"/>
+          <w:b/>
+          <w:color w:val="000000"/>
+          <w:sz w:val="18"/>
+          <w:highlight w:val="lightGray"/>
+        </w:rPr>
+        <w:t>From:</w:t>
+      </w:r>
+      <w:r>
+        <w:rPr>
+          <w:rFonts w:ascii="Arial" w:eastAsia="Arial" w:hAnsi="Arial" w:cs="Arial"/>
+          <w:color w:val="000000"/>
+          <w:sz w:val="18"/>
+          <w:highlight w:val="lightGray"/>
+        </w:rPr>
+        <w:t xml:space="preserve"> [Chatgpt (GPT</w:t>
+      </w:r>
+      <w:r>
+        <w:rPr>
+          <w:rFonts w:ascii="Arial" w:eastAsia="Arial" w:hAnsi="Arial" w:cs="Cambria Math"/>
+          <w:color w:val="000000"/>
+          <w:sz w:val="18"/>
+          <w:highlight w:val="lightGray"/>
         </w:rPr>
         <w:t>‑</w:t>
       </w:r>
       <w:r>
         <w:rPr>
-          <w:b/>
-          <w:sz w:val="14"/>
-          <w:szCs w:val="14"/>
-          <w:shd w:val="clear" w:color="auto" w:fill="B7B7B7"/>
-        </w:rPr>
-        <w:t>5 Mini) at [8/15/2025]</w:t>
+          <w:rFonts w:ascii="Arial" w:eastAsia="Arial" w:hAnsi="Arial" w:cs="Arial"/>
+          <w:color w:val="000000"/>
+          <w:sz w:val="18"/>
+          <w:highlight w:val="lightGray"/>
+        </w:rPr>
+        <w:t xml:space="preserve">5 Mini)] </w:t>
+      </w:r>
+      <w:r>
+        <w:rPr>
+          <w:rFonts w:ascii="Arial" w:eastAsia="Arial" w:hAnsi="Arial" w:cs="Arial"/>
+          <w:b/>
+          <w:color w:val="000000"/>
+          <w:sz w:val="18"/>
+          <w:highlight w:val="lightGray"/>
+        </w:rPr>
+        <w:t>on</w:t>
+      </w:r>
+      <w:r>
+        <w:rPr>
+          <w:rFonts w:ascii="Arial" w:eastAsia="Arial" w:hAnsi="Arial"/>
+          <w:sz w:val="18"/>
+          <w:highlight w:val="lightGray"/>
+        </w:rPr>
+        <w:t xml:space="preserve"> [8/15/2025]</w:t>
       </w:r>
     </w:p>
     <w:p>
@@ -241,7 +293,7 @@
           <w:ilvl w:val="0"/>
           <w:numId w:val="2"/>
         </w:numPr>
-        <w:spacing w:before="240"/>
+        <w:spacing w:before="240" w:after="0" w:line="276" w:lineRule="auto"/>
       </w:pPr>
       <w:r>
         <w:rPr>
@@ -269,6 +321,7 @@
           <w:ilvl w:val="0"/>
           <w:numId w:val="2"/>
         </w:numPr>
+        <w:spacing w:after="0" w:line="276" w:lineRule="auto"/>
       </w:pPr>
       <w:r>
         <w:rPr>
@@ -296,6 +349,7 @@
           <w:ilvl w:val="0"/>
           <w:numId w:val="2"/>
         </w:numPr>
+        <w:spacing w:after="0" w:line="276" w:lineRule="auto"/>
       </w:pPr>
       <w:r>
         <w:rPr>
@@ -323,7 +377,7 @@
           <w:ilvl w:val="0"/>
           <w:numId w:val="2"/>
         </w:numPr>
-        <w:spacing w:after="240"/>
+        <w:spacing w:after="240" w:line="276" w:lineRule="auto"/>
       </w:pPr>
       <w:r>
         <w:rPr>
@@ -347,7 +401,7 @@
     </w:p>
     <w:p>
       <w:r>
-        <w:pict w14:anchorId="17E05C2F">
+        <w:pict w14:anchorId="5E50BDE0">
           <v:rect id="_x0000_i1026" style="width:0;height:1.5pt" o:hralign="center" o:hrstd="t" o:hr="t" fillcolor="#a0a0a0" stroked="f"/>
         </w:pict>
       </w:r>
@@ -380,51 +434,77 @@
       </w:pPr>
       <w:r>
         <w:rPr>
-          <w:b/>
-          <w:shd w:val="clear" w:color="auto" w:fill="B7B7B7"/>
-        </w:rPr>
-        <w:t># Source</w:t>
-      </w:r>
-      <w:r>
-        <w:rPr>
-          <w:shd w:val="clear" w:color="auto" w:fill="B7B7B7"/>
-        </w:rPr>
-        <w:t xml:space="preserve">: </w:t>
-      </w:r>
-      <w:r>
-        <w:rPr>
-          <w:b/>
-          <w:shd w:val="clear" w:color="auto" w:fill="B7B7B7"/>
-        </w:rPr>
-        <w:t xml:space="preserve">Chatgpt </w:t>
-      </w:r>
-      <w:r>
-        <w:rPr>
-          <w:b/>
-          <w:sz w:val="14"/>
-          <w:szCs w:val="14"/>
-          <w:shd w:val="clear" w:color="auto" w:fill="B7B7B7"/>
-        </w:rPr>
-        <w:t>(GPT</w:t>
-      </w:r>
-      <w:r>
-        <w:rPr>
-          <w:rFonts w:ascii="Cambria Math" w:hAnsi="Cambria Math" w:cs="Cambria Math"/>
-          <w:b/>
-          <w:sz w:val="14"/>
-          <w:szCs w:val="14"/>
-          <w:shd w:val="clear" w:color="auto" w:fill="B7B7B7"/>
+          <w:rFonts w:ascii="Arial" w:eastAsia="Arial" w:hAnsi="Arial" w:cs="Arial"/>
+          <w:b/>
+          <w:color w:val="000000"/>
+          <w:sz w:val="18"/>
+          <w:highlight w:val="lightGray"/>
+        </w:rPr>
+        <w:t># Source: AI Source: Provided by: [Data Path</w:t>
+      </w:r>
+      <w:r>
+        <w:rPr>
+          <w:rFonts w:ascii="Arial" w:eastAsia="Arial" w:hAnsi="Arial" w:cs="Arial"/>
+          <w:color w:val="000000"/>
+          <w:sz w:val="18"/>
+          <w:highlight w:val="lightGray"/>
+        </w:rPr>
+        <w:t xml:space="preserve">: Persons Table -&gt; ID Column: 1, Name_En Column: Motasem Essam] -&gt; </w:t>
+      </w:r>
+      <w:r>
+        <w:rPr>
+          <w:rFonts w:ascii="Arial" w:eastAsia="Arial" w:hAnsi="Arial" w:cs="Arial"/>
+          <w:b/>
+          <w:color w:val="000000"/>
+          <w:sz w:val="18"/>
+          <w:highlight w:val="lightGray"/>
+        </w:rPr>
+        <w:t>From:</w:t>
+      </w:r>
+      <w:r>
+        <w:rPr>
+          <w:rFonts w:ascii="Arial" w:eastAsia="Arial" w:hAnsi="Arial" w:cs="Arial"/>
+          <w:color w:val="000000"/>
+          <w:sz w:val="18"/>
+          <w:highlight w:val="lightGray"/>
+        </w:rPr>
+        <w:t xml:space="preserve"> [Chatgpt (GPT</w:t>
+      </w:r>
+      <w:r>
+        <w:rPr>
+          <w:rFonts w:ascii="Arial" w:eastAsia="Arial" w:hAnsi="Arial" w:cs="Cambria Math"/>
+          <w:color w:val="000000"/>
+          <w:sz w:val="18"/>
+          <w:highlight w:val="lightGray"/>
         </w:rPr>
         <w:t>‑</w:t>
       </w:r>
       <w:r>
         <w:rPr>
-          <w:b/>
-          <w:sz w:val="14"/>
-          <w:szCs w:val="14"/>
-          <w:shd w:val="clear" w:color="auto" w:fill="B7B7B7"/>
-        </w:rPr>
-        <w:t>5 Mini) at [8/15/2025]</w:t>
+          <w:rFonts w:ascii="Arial" w:eastAsia="Arial" w:hAnsi="Arial" w:cs="Arial"/>
+          <w:color w:val="000000"/>
+          <w:sz w:val="18"/>
+          <w:highlight w:val="lightGray"/>
+        </w:rPr>
+        <w:t xml:space="preserve">5 Mini)] </w:t>
+      </w:r>
+      <w:r>
+        <w:rPr>
+          <w:rFonts w:ascii="Arial" w:eastAsia="Arial" w:hAnsi="Arial" w:cs="Arial"/>
+          <w:b/>
+          <w:color w:val="000000"/>
+          <w:sz w:val="18"/>
+          <w:highlight w:val="lightGray"/>
+        </w:rPr>
+        <w:t>on</w:t>
+      </w:r>
+      <w:r>
+        <w:rPr>
+          <w:rFonts w:ascii="Arial" w:eastAsia="Arial" w:hAnsi="Arial"/>
+          <w:sz w:val="18"/>
+          <w:highlight w:val="lightGray"/>
+        </w:rPr>
+        <w:t xml:space="preserve"> [8/15/2025]</w:t>
       </w:r>
     </w:p>
     <w:p>
@@ -487,51 +567,77 @@
       </w:pPr>
       <w:r>
         <w:rPr>
-          <w:b/>
-          <w:shd w:val="clear" w:color="auto" w:fill="B7B7B7"/>
-        </w:rPr>
-        <w:t># Source</w:t>
-      </w:r>
-      <w:r>
-        <w:rPr>
-          <w:shd w:val="clear" w:color="auto" w:fill="B7B7B7"/>
-        </w:rPr>
-        <w:t xml:space="preserve">: </w:t>
-      </w:r>
-      <w:r>
-        <w:rPr>
-          <w:b/>
-          <w:shd w:val="clear" w:color="auto" w:fill="B7B7B7"/>
-        </w:rPr>
-        <w:t xml:space="preserve">Chatgpt </w:t>
-      </w:r>
-      <w:r>
-        <w:rPr>
-          <w:b/>
-          <w:sz w:val="14"/>
-          <w:szCs w:val="14"/>
-          <w:shd w:val="clear" w:color="auto" w:fill="B7B7B7"/>
-        </w:rPr>
-        <w:t>(GPT</w:t>
-      </w:r>
-      <w:r>
-        <w:rPr>
-          <w:rFonts w:ascii="Cambria Math" w:hAnsi="Cambria Math" w:cs="Cambria Math"/>
-          <w:b/>
-          <w:sz w:val="14"/>
-          <w:szCs w:val="14"/>
-          <w:shd w:val="clear" w:color="auto" w:fill="B7B7B7"/>
+          <w:rFonts w:ascii="Arial" w:eastAsia="Arial" w:hAnsi="Arial" w:cs="Arial"/>
+          <w:b/>
+          <w:color w:val="000000"/>
+          <w:sz w:val="18"/>
+          <w:highlight w:val="lightGray"/>
+        </w:rPr>
+        <w:t># Source: AI Source: Provided by: [Data Path</w:t>
+      </w:r>
+      <w:r>
+        <w:rPr>
+          <w:rFonts w:ascii="Arial" w:eastAsia="Arial" w:hAnsi="Arial" w:cs="Arial"/>
+          <w:color w:val="000000"/>
+          <w:sz w:val="18"/>
+          <w:highlight w:val="lightGray"/>
+        </w:rPr>
+        <w:t xml:space="preserve">: Persons Table -&gt; ID Column: 1, Name_En Column: Motasem Essam] -&gt; </w:t>
+      </w:r>
+      <w:r>
+        <w:rPr>
+          <w:rFonts w:ascii="Arial" w:eastAsia="Arial" w:hAnsi="Arial" w:cs="Arial"/>
+          <w:b/>
+          <w:color w:val="000000"/>
+          <w:sz w:val="18"/>
+          <w:highlight w:val="lightGray"/>
+        </w:rPr>
+        <w:t>From:</w:t>
+      </w:r>
+      <w:r>
+        <w:rPr>
+          <w:rFonts w:ascii="Arial" w:eastAsia="Arial" w:hAnsi="Arial" w:cs="Arial"/>
+          <w:color w:val="000000"/>
+          <w:sz w:val="18"/>
+          <w:highlight w:val="lightGray"/>
+        </w:rPr>
+        <w:t xml:space="preserve"> [Chatgpt (GPT</w:t>
+      </w:r>
+      <w:r>
+        <w:rPr>
+          <w:rFonts w:ascii="Arial" w:eastAsia="Arial" w:hAnsi="Arial" w:cs="Cambria Math"/>
+          <w:color w:val="000000"/>
+          <w:sz w:val="18"/>
+          <w:highlight w:val="lightGray"/>
         </w:rPr>
         <w:t>‑</w:t>
       </w:r>
       <w:r>
         <w:rPr>
-          <w:b/>
-          <w:sz w:val="14"/>
-          <w:szCs w:val="14"/>
-          <w:shd w:val="clear" w:color="auto" w:fill="B7B7B7"/>
-        </w:rPr>
-        <w:t>5 Mini) at [8/15/2025]</w:t>
+          <w:rFonts w:ascii="Arial" w:eastAsia="Arial" w:hAnsi="Arial" w:cs="Arial"/>
+          <w:color w:val="000000"/>
+          <w:sz w:val="18"/>
+          <w:highlight w:val="lightGray"/>
+        </w:rPr>
+        <w:t xml:space="preserve">5 Mini)] </w:t>
+      </w:r>
+      <w:r>
+        <w:rPr>
+          <w:rFonts w:ascii="Arial" w:eastAsia="Arial" w:hAnsi="Arial" w:cs="Arial"/>
+          <w:b/>
+          <w:color w:val="000000"/>
+          <w:sz w:val="18"/>
+          <w:highlight w:val="lightGray"/>
+        </w:rPr>
+        <w:t>on</w:t>
+      </w:r>
+      <w:r>
+        <w:rPr>
+          <w:rFonts w:ascii="Arial" w:eastAsia="Arial" w:hAnsi="Arial"/>
+          <w:sz w:val="18"/>
+          <w:highlight w:val="lightGray"/>
+        </w:rPr>
+        <w:t xml:space="preserve"> [8/15/2025]</w:t>
       </w:r>
     </w:p>
     <w:p>
@@ -540,14 +646,13 @@
           <w:ilvl w:val="0"/>
           <w:numId w:val="4"/>
         </w:numPr>
-        <w:spacing w:before="240"/>
-      </w:pPr>
-      <w:r>
-        <w:rPr>
-          <w:rFonts w:ascii="Roboto Mono" w:eastAsia="Roboto Mono" w:hAnsi="Roboto Mono" w:cs="Roboto Mono"/>
-          <w:b/>
-        </w:rPr>
-        <w:lastRenderedPageBreak/>
+        <w:spacing w:before="240" w:after="0" w:line="276" w:lineRule="auto"/>
+      </w:pPr>
+      <w:r>
+        <w:rPr>
+          <w:rFonts w:ascii="Roboto Mono" w:eastAsia="Roboto Mono" w:hAnsi="Roboto Mono" w:cs="Roboto Mono"/>
+          <w:b/>
+        </w:rPr>
         <w:t>Idle</w:t>
       </w:r>
       <w:r>
@@ -569,6 +674,7 @@
           <w:ilvl w:val="0"/>
           <w:numId w:val="4"/>
         </w:numPr>
+        <w:spacing w:after="0" w:line="276" w:lineRule="auto"/>
       </w:pPr>
       <w:r>
         <w:rPr>
@@ -596,6 +702,7 @@
           <w:ilvl w:val="0"/>
           <w:numId w:val="4"/>
         </w:numPr>
+        <w:spacing w:after="0" w:line="276" w:lineRule="auto"/>
       </w:pPr>
       <w:r>
         <w:rPr>
@@ -623,7 +730,7 @@
           <w:ilvl w:val="0"/>
           <w:numId w:val="4"/>
         </w:numPr>
-        <w:spacing w:after="240"/>
+        <w:spacing w:after="240" w:line="276" w:lineRule="auto"/>
       </w:pPr>
       <w:r>
         <w:rPr>
@@ -678,51 +785,77 @@
       </w:pPr>
       <w:r>
         <w:rPr>
-          <w:b/>
-          <w:shd w:val="clear" w:color="auto" w:fill="B7B7B7"/>
-        </w:rPr>
-        <w:t># Source</w:t>
-      </w:r>
-      <w:r>
-        <w:rPr>
-          <w:shd w:val="clear" w:color="auto" w:fill="B7B7B7"/>
-        </w:rPr>
-        <w:t xml:space="preserve">: </w:t>
-      </w:r>
-      <w:r>
-        <w:rPr>
-          <w:b/>
-          <w:shd w:val="clear" w:color="auto" w:fill="B7B7B7"/>
-        </w:rPr>
-        <w:t xml:space="preserve">Chatgpt </w:t>
-      </w:r>
-      <w:r>
-        <w:rPr>
-          <w:b/>
-          <w:sz w:val="14"/>
-          <w:szCs w:val="14"/>
-          <w:shd w:val="clear" w:color="auto" w:fill="B7B7B7"/>
-        </w:rPr>
-        <w:t>(GPT</w:t>
-      </w:r>
-      <w:r>
-        <w:rPr>
-          <w:rFonts w:ascii="Cambria Math" w:hAnsi="Cambria Math" w:cs="Cambria Math"/>
-          <w:b/>
-          <w:sz w:val="14"/>
-          <w:szCs w:val="14"/>
-          <w:shd w:val="clear" w:color="auto" w:fill="B7B7B7"/>
+          <w:rFonts w:ascii="Arial" w:eastAsia="Arial" w:hAnsi="Arial" w:cs="Arial"/>
+          <w:b/>
+          <w:color w:val="000000"/>
+          <w:sz w:val="18"/>
+          <w:highlight w:val="lightGray"/>
+        </w:rPr>
+        <w:t># Source: AI Source: Provided by: [Data Path</w:t>
+      </w:r>
+      <w:r>
+        <w:rPr>
+          <w:rFonts w:ascii="Arial" w:eastAsia="Arial" w:hAnsi="Arial" w:cs="Arial"/>
+          <w:color w:val="000000"/>
+          <w:sz w:val="18"/>
+          <w:highlight w:val="lightGray"/>
+        </w:rPr>
+        <w:t xml:space="preserve">: Persons Table -&gt; ID Column: 1, Name_En Column: Motasem Essam] -&gt; </w:t>
+      </w:r>
+      <w:r>
+        <w:rPr>
+          <w:rFonts w:ascii="Arial" w:eastAsia="Arial" w:hAnsi="Arial" w:cs="Arial"/>
+          <w:b/>
+          <w:color w:val="000000"/>
+          <w:sz w:val="18"/>
+          <w:highlight w:val="lightGray"/>
+        </w:rPr>
+        <w:t>From:</w:t>
+      </w:r>
+      <w:r>
+        <w:rPr>
+          <w:rFonts w:ascii="Arial" w:eastAsia="Arial" w:hAnsi="Arial" w:cs="Arial"/>
+          <w:color w:val="000000"/>
+          <w:sz w:val="18"/>
+          <w:highlight w:val="lightGray"/>
+        </w:rPr>
+        <w:t xml:space="preserve"> [Chatgpt (GPT</w:t>
+      </w:r>
+      <w:r>
+        <w:rPr>
+          <w:rFonts w:ascii="Arial" w:eastAsia="Arial" w:hAnsi="Arial" w:cs="Cambria Math"/>
+          <w:color w:val="000000"/>
+          <w:sz w:val="18"/>
+          <w:highlight w:val="lightGray"/>
         </w:rPr>
         <w:t>‑</w:t>
       </w:r>
       <w:r>
         <w:rPr>
-          <w:b/>
-          <w:sz w:val="14"/>
-          <w:szCs w:val="14"/>
-          <w:shd w:val="clear" w:color="auto" w:fill="B7B7B7"/>
-        </w:rPr>
-        <w:t>5 Mini) at [8/15/2025]</w:t>
+          <w:rFonts w:ascii="Arial" w:eastAsia="Arial" w:hAnsi="Arial" w:cs="Arial"/>
+          <w:color w:val="000000"/>
+          <w:sz w:val="18"/>
+          <w:highlight w:val="lightGray"/>
+        </w:rPr>
+        <w:t xml:space="preserve">5 Mini)] </w:t>
+      </w:r>
+      <w:r>
+        <w:rPr>
+          <w:rFonts w:ascii="Arial" w:eastAsia="Arial" w:hAnsi="Arial" w:cs="Arial"/>
+          <w:b/>
+          <w:color w:val="000000"/>
+          <w:sz w:val="18"/>
+          <w:highlight w:val="lightGray"/>
+        </w:rPr>
+        <w:t>on</w:t>
+      </w:r>
+      <w:r>
+        <w:rPr>
+          <w:rFonts w:ascii="Arial" w:eastAsia="Arial" w:hAnsi="Arial"/>
+          <w:sz w:val="18"/>
+          <w:highlight w:val="lightGray"/>
+        </w:rPr>
+        <w:t xml:space="preserve"> [8/15/2025]</w:t>
       </w:r>
     </w:p>
     <w:p>
@@ -731,7 +864,7 @@
           <w:ilvl w:val="0"/>
           <w:numId w:val="7"/>
         </w:numPr>
-        <w:spacing w:before="240"/>
+        <w:spacing w:before="240" w:after="0" w:line="276" w:lineRule="auto"/>
       </w:pPr>
       <w:r>
         <w:rPr>
@@ -759,6 +892,7 @@
           <w:ilvl w:val="0"/>
           <w:numId w:val="7"/>
         </w:numPr>
+        <w:spacing w:after="0" w:line="276" w:lineRule="auto"/>
       </w:pPr>
       <w:r>
         <w:rPr>
@@ -786,6 +920,7 @@
           <w:ilvl w:val="0"/>
           <w:numId w:val="7"/>
         </w:numPr>
+        <w:spacing w:after="0" w:line="276" w:lineRule="auto"/>
       </w:pPr>
       <w:r>
         <w:rPr>
@@ -813,6 +948,7 @@
           <w:ilvl w:val="0"/>
           <w:numId w:val="7"/>
         </w:numPr>
+        <w:spacing w:after="0" w:line="276" w:lineRule="auto"/>
       </w:pPr>
       <w:r>
         <w:rPr>
@@ -840,7 +976,7 @@
           <w:ilvl w:val="0"/>
           <w:numId w:val="7"/>
         </w:numPr>
-        <w:spacing w:after="240"/>
+        <w:spacing w:after="240" w:line="276" w:lineRule="auto"/>
       </w:pPr>
       <w:r>
         <w:rPr>
@@ -864,7 +1000,7 @@
     </w:p>
     <w:p>
       <w:r>
-        <w:pict w14:anchorId="153D3DA9">
+        <w:pict w14:anchorId="5A911B8E">
           <v:rect id="_x0000_i1027" style="width:0;height:1.5pt" o:hralign="center" o:hrstd="t" o:hr="t" fillcolor="#a0a0a0" stroked="f"/>
         </w:pict>
       </w:r>
@@ -897,51 +1033,77 @@
       </w:pPr>
       <w:r>
         <w:rPr>
-          <w:b/>
-          <w:shd w:val="clear" w:color="auto" w:fill="B7B7B7"/>
-        </w:rPr>
-        <w:t># Source</w:t>
-      </w:r>
-      <w:r>
-        <w:rPr>
-          <w:shd w:val="clear" w:color="auto" w:fill="B7B7B7"/>
-        </w:rPr>
-        <w:t xml:space="preserve">: </w:t>
-      </w:r>
-      <w:r>
-        <w:rPr>
-          <w:b/>
-          <w:shd w:val="clear" w:color="auto" w:fill="B7B7B7"/>
-        </w:rPr>
-        <w:t xml:space="preserve">Chatgpt </w:t>
-      </w:r>
-      <w:r>
-        <w:rPr>
-          <w:b/>
-          <w:sz w:val="14"/>
-          <w:szCs w:val="14"/>
-          <w:shd w:val="clear" w:color="auto" w:fill="B7B7B7"/>
-        </w:rPr>
-        <w:t>(GPT</w:t>
-      </w:r>
-      <w:r>
-        <w:rPr>
-          <w:rFonts w:ascii="Cambria Math" w:hAnsi="Cambria Math" w:cs="Cambria Math"/>
-          <w:b/>
-          <w:sz w:val="14"/>
-          <w:szCs w:val="14"/>
-          <w:shd w:val="clear" w:color="auto" w:fill="B7B7B7"/>
+          <w:rFonts w:ascii="Arial" w:eastAsia="Arial" w:hAnsi="Arial" w:cs="Arial"/>
+          <w:b/>
+          <w:color w:val="000000"/>
+          <w:sz w:val="18"/>
+          <w:highlight w:val="lightGray"/>
+        </w:rPr>
+        <w:t># Source: AI Source: Provided by: [Data Path</w:t>
+      </w:r>
+      <w:r>
+        <w:rPr>
+          <w:rFonts w:ascii="Arial" w:eastAsia="Arial" w:hAnsi="Arial" w:cs="Arial"/>
+          <w:color w:val="000000"/>
+          <w:sz w:val="18"/>
+          <w:highlight w:val="lightGray"/>
+        </w:rPr>
+        <w:t xml:space="preserve">: Persons Table -&gt; ID Column: 1, Name_En Column: Motasem Essam] -&gt; </w:t>
+      </w:r>
+      <w:r>
+        <w:rPr>
+          <w:rFonts w:ascii="Arial" w:eastAsia="Arial" w:hAnsi="Arial" w:cs="Arial"/>
+          <w:b/>
+          <w:color w:val="000000"/>
+          <w:sz w:val="18"/>
+          <w:highlight w:val="lightGray"/>
+        </w:rPr>
+        <w:t>From:</w:t>
+      </w:r>
+      <w:r>
+        <w:rPr>
+          <w:rFonts w:ascii="Arial" w:eastAsia="Arial" w:hAnsi="Arial" w:cs="Arial"/>
+          <w:color w:val="000000"/>
+          <w:sz w:val="18"/>
+          <w:highlight w:val="lightGray"/>
+        </w:rPr>
+        <w:t xml:space="preserve"> [Chatgpt (GPT</w:t>
+      </w:r>
+      <w:r>
+        <w:rPr>
+          <w:rFonts w:ascii="Arial" w:eastAsia="Arial" w:hAnsi="Arial" w:cs="Cambria Math"/>
+          <w:color w:val="000000"/>
+          <w:sz w:val="18"/>
+          <w:highlight w:val="lightGray"/>
         </w:rPr>
         <w:t>‑</w:t>
       </w:r>
       <w:r>
         <w:rPr>
-          <w:b/>
-          <w:sz w:val="14"/>
-          <w:szCs w:val="14"/>
-          <w:shd w:val="clear" w:color="auto" w:fill="B7B7B7"/>
-        </w:rPr>
-        <w:t>5 Mini) at [8/15/2025]</w:t>
+          <w:rFonts w:ascii="Arial" w:eastAsia="Arial" w:hAnsi="Arial" w:cs="Arial"/>
+          <w:color w:val="000000"/>
+          <w:sz w:val="18"/>
+          <w:highlight w:val="lightGray"/>
+        </w:rPr>
+        <w:t xml:space="preserve">5 Mini)] </w:t>
+      </w:r>
+      <w:r>
+        <w:rPr>
+          <w:rFonts w:ascii="Arial" w:eastAsia="Arial" w:hAnsi="Arial" w:cs="Arial"/>
+          <w:b/>
+          <w:color w:val="000000"/>
+          <w:sz w:val="18"/>
+          <w:highlight w:val="lightGray"/>
+        </w:rPr>
+        <w:t>on</w:t>
+      </w:r>
+      <w:r>
+        <w:rPr>
+          <w:rFonts w:ascii="Arial" w:eastAsia="Arial" w:hAnsi="Arial"/>
+          <w:sz w:val="18"/>
+          <w:highlight w:val="lightGray"/>
+        </w:rPr>
+        <w:t xml:space="preserve"> [8/15/2025]</w:t>
       </w:r>
     </w:p>
     <w:p>
@@ -1017,7 +1179,7 @@
           <w:ilvl w:val="0"/>
           <w:numId w:val="11"/>
         </w:numPr>
-        <w:spacing w:before="240"/>
+        <w:spacing w:before="240" w:after="0" w:line="276" w:lineRule="auto"/>
       </w:pPr>
       <w:r>
         <w:rPr>
@@ -1045,6 +1207,7 @@
           <w:ilvl w:val="0"/>
           <w:numId w:val="11"/>
         </w:numPr>
+        <w:spacing w:after="0" w:line="276" w:lineRule="auto"/>
       </w:pPr>
       <w:r>
         <w:rPr>
@@ -1072,6 +1235,7 @@
           <w:ilvl w:val="0"/>
           <w:numId w:val="11"/>
         </w:numPr>
+        <w:spacing w:after="0" w:line="276" w:lineRule="auto"/>
       </w:pPr>
       <w:r>
         <w:rPr>
@@ -1099,6 +1263,7 @@
           <w:ilvl w:val="0"/>
           <w:numId w:val="11"/>
         </w:numPr>
+        <w:spacing w:after="0" w:line="276" w:lineRule="auto"/>
       </w:pPr>
       <w:r>
         <w:rPr>
@@ -1126,14 +1291,13 @@
           <w:ilvl w:val="0"/>
           <w:numId w:val="11"/>
         </w:numPr>
-        <w:spacing w:after="240"/>
-      </w:pPr>
-      <w:r>
-        <w:rPr>
-          <w:rFonts w:ascii="Roboto Mono" w:eastAsia="Roboto Mono" w:hAnsi="Roboto Mono" w:cs="Roboto Mono"/>
-          <w:b/>
-        </w:rPr>
-        <w:lastRenderedPageBreak/>
+        <w:spacing w:after="240" w:line="276" w:lineRule="auto"/>
+      </w:pPr>
+      <w:r>
+        <w:rPr>
+          <w:rFonts w:ascii="Roboto Mono" w:eastAsia="Roboto Mono" w:hAnsi="Roboto Mono" w:cs="Roboto Mono"/>
+          <w:b/>
+        </w:rPr>
         <w:t>Actions</w:t>
       </w:r>
       <w:r>
@@ -1151,7 +1315,7 @@
     </w:p>
     <w:p>
       <w:r>
-        <w:pict w14:anchorId="697333EA">
+        <w:pict w14:anchorId="0BDB06FB">
           <v:rect id="_x0000_i1028" style="width:0;height:1.5pt" o:hralign="center" o:hrstd="t" o:hr="t" fillcolor="#a0a0a0" stroked="f"/>
         </w:pict>
       </w:r>
@@ -1174,51 +1338,77 @@
       </w:pPr>
       <w:r>
         <w:rPr>
-          <w:b/>
-          <w:shd w:val="clear" w:color="auto" w:fill="B7B7B7"/>
-        </w:rPr>
-        <w:t># Source</w:t>
-      </w:r>
-      <w:r>
-        <w:rPr>
-          <w:shd w:val="clear" w:color="auto" w:fill="B7B7B7"/>
-        </w:rPr>
-        <w:t xml:space="preserve">: </w:t>
-      </w:r>
-      <w:r>
-        <w:rPr>
-          <w:b/>
-          <w:shd w:val="clear" w:color="auto" w:fill="B7B7B7"/>
-        </w:rPr>
-        <w:t xml:space="preserve">Chatgpt </w:t>
-      </w:r>
-      <w:r>
-        <w:rPr>
-          <w:b/>
-          <w:sz w:val="14"/>
-          <w:szCs w:val="14"/>
-          <w:shd w:val="clear" w:color="auto" w:fill="B7B7B7"/>
-        </w:rPr>
-        <w:t>(GPT</w:t>
-      </w:r>
-      <w:r>
-        <w:rPr>
-          <w:rFonts w:ascii="Cambria Math" w:hAnsi="Cambria Math" w:cs="Cambria Math"/>
-          <w:b/>
-          <w:sz w:val="14"/>
-          <w:szCs w:val="14"/>
-          <w:shd w:val="clear" w:color="auto" w:fill="B7B7B7"/>
+          <w:rFonts w:ascii="Arial" w:eastAsia="Arial" w:hAnsi="Arial" w:cs="Arial"/>
+          <w:b/>
+          <w:color w:val="000000"/>
+          <w:sz w:val="18"/>
+          <w:highlight w:val="lightGray"/>
+        </w:rPr>
+        <w:t># Source: AI Source: Provided by: [Data Path</w:t>
+      </w:r>
+      <w:r>
+        <w:rPr>
+          <w:rFonts w:ascii="Arial" w:eastAsia="Arial" w:hAnsi="Arial" w:cs="Arial"/>
+          <w:color w:val="000000"/>
+          <w:sz w:val="18"/>
+          <w:highlight w:val="lightGray"/>
+        </w:rPr>
+        <w:t xml:space="preserve">: Persons Table -&gt; ID Column: 1, Name_En Column: Motasem Essam] -&gt; </w:t>
+      </w:r>
+      <w:r>
+        <w:rPr>
+          <w:rFonts w:ascii="Arial" w:eastAsia="Arial" w:hAnsi="Arial" w:cs="Arial"/>
+          <w:b/>
+          <w:color w:val="000000"/>
+          <w:sz w:val="18"/>
+          <w:highlight w:val="lightGray"/>
+        </w:rPr>
+        <w:t>From:</w:t>
+      </w:r>
+      <w:r>
+        <w:rPr>
+          <w:rFonts w:ascii="Arial" w:eastAsia="Arial" w:hAnsi="Arial" w:cs="Arial"/>
+          <w:color w:val="000000"/>
+          <w:sz w:val="18"/>
+          <w:highlight w:val="lightGray"/>
+        </w:rPr>
+        <w:t xml:space="preserve"> [Chatgpt (GPT</w:t>
+      </w:r>
+      <w:r>
+        <w:rPr>
+          <w:rFonts w:ascii="Arial" w:eastAsia="Arial" w:hAnsi="Arial" w:cs="Cambria Math"/>
+          <w:color w:val="000000"/>
+          <w:sz w:val="18"/>
+          <w:highlight w:val="lightGray"/>
         </w:rPr>
         <w:t>‑</w:t>
       </w:r>
       <w:r>
         <w:rPr>
-          <w:b/>
-          <w:sz w:val="14"/>
-          <w:szCs w:val="14"/>
-          <w:shd w:val="clear" w:color="auto" w:fill="B7B7B7"/>
-        </w:rPr>
-        <w:t>5 Mini) at [8/15/2025]</w:t>
+          <w:rFonts w:ascii="Arial" w:eastAsia="Arial" w:hAnsi="Arial" w:cs="Arial"/>
+          <w:color w:val="000000"/>
+          <w:sz w:val="18"/>
+          <w:highlight w:val="lightGray"/>
+        </w:rPr>
+        <w:t xml:space="preserve">5 Mini)] </w:t>
+      </w:r>
+      <w:r>
+        <w:rPr>
+          <w:rFonts w:ascii="Arial" w:eastAsia="Arial" w:hAnsi="Arial" w:cs="Arial"/>
+          <w:b/>
+          <w:color w:val="000000"/>
+          <w:sz w:val="18"/>
+          <w:highlight w:val="lightGray"/>
+        </w:rPr>
+        <w:t>on</w:t>
+      </w:r>
+      <w:r>
+        <w:rPr>
+          <w:rFonts w:ascii="Arial" w:eastAsia="Arial" w:hAnsi="Arial"/>
+          <w:sz w:val="18"/>
+          <w:highlight w:val="lightGray"/>
+        </w:rPr>
+        <w:t xml:space="preserve"> [8/15/2025]</w:t>
       </w:r>
     </w:p>
     <w:p>
@@ -1227,7 +1417,7 @@
           <w:noProof/>
         </w:rPr>
         <w:drawing>
-          <wp:inline distT="114300" distB="114300" distL="114300" distR="114300" wp14:anchorId="06663353" wp14:editId="19CB9CEB">
+          <wp:inline distT="114300" distB="114300" distL="114300" distR="114300" wp14:anchorId="7DD70C3E" wp14:editId="3DFDA860">
             <wp:extent cx="5943600" cy="1841500"/>
             <wp:effectExtent l="0" t="0" r="0" b="0"/>
             <wp:docPr id="1" name="image1.png"/>
@@ -1683,7 +1873,7 @@
     </w:tbl>
     <w:p>
       <w:r>
-        <w:pict w14:anchorId="039B88B4">
+        <w:pict w14:anchorId="6CA79057">
           <v:rect id="_x0000_i1029" style="width:0;height:1.5pt" o:hralign="center" o:hrstd="t" o:hr="t" fillcolor="#a0a0a0" stroked="f"/>
         </w:pict>
       </w:r>
@@ -1706,51 +1896,77 @@
       </w:pPr>
       <w:r>
         <w:rPr>
-          <w:b/>
-          <w:shd w:val="clear" w:color="auto" w:fill="B7B7B7"/>
-        </w:rPr>
-        <w:t># Source</w:t>
-      </w:r>
-      <w:r>
-        <w:rPr>
-          <w:shd w:val="clear" w:color="auto" w:fill="B7B7B7"/>
-        </w:rPr>
-        <w:t xml:space="preserve">: </w:t>
-      </w:r>
-      <w:r>
-        <w:rPr>
-          <w:b/>
-          <w:shd w:val="clear" w:color="auto" w:fill="B7B7B7"/>
-        </w:rPr>
-        <w:t xml:space="preserve">Chatgpt </w:t>
-      </w:r>
-      <w:r>
-        <w:rPr>
-          <w:b/>
-          <w:sz w:val="14"/>
-          <w:szCs w:val="14"/>
-          <w:shd w:val="clear" w:color="auto" w:fill="B7B7B7"/>
-        </w:rPr>
-        <w:t>(GPT</w:t>
-      </w:r>
-      <w:r>
-        <w:rPr>
-          <w:rFonts w:ascii="Cambria Math" w:hAnsi="Cambria Math" w:cs="Cambria Math"/>
-          <w:b/>
-          <w:sz w:val="14"/>
-          <w:szCs w:val="14"/>
-          <w:shd w:val="clear" w:color="auto" w:fill="B7B7B7"/>
+          <w:rFonts w:ascii="Arial" w:eastAsia="Arial" w:hAnsi="Arial" w:cs="Arial"/>
+          <w:b/>
+          <w:color w:val="000000"/>
+          <w:sz w:val="18"/>
+          <w:highlight w:val="lightGray"/>
+        </w:rPr>
+        <w:t># Source: AI Source: Provided by: [Data Path</w:t>
+      </w:r>
+      <w:r>
+        <w:rPr>
+          <w:rFonts w:ascii="Arial" w:eastAsia="Arial" w:hAnsi="Arial" w:cs="Arial"/>
+          <w:color w:val="000000"/>
+          <w:sz w:val="18"/>
+          <w:highlight w:val="lightGray"/>
+        </w:rPr>
+        <w:t xml:space="preserve">: Persons Table -&gt; ID Column: 1, Name_En Column: Motasem Essam] -&gt; </w:t>
+      </w:r>
+      <w:r>
+        <w:rPr>
+          <w:rFonts w:ascii="Arial" w:eastAsia="Arial" w:hAnsi="Arial" w:cs="Arial"/>
+          <w:b/>
+          <w:color w:val="000000"/>
+          <w:sz w:val="18"/>
+          <w:highlight w:val="lightGray"/>
+        </w:rPr>
+        <w:t>From:</w:t>
+      </w:r>
+      <w:r>
+        <w:rPr>
+          <w:rFonts w:ascii="Arial" w:eastAsia="Arial" w:hAnsi="Arial" w:cs="Arial"/>
+          <w:color w:val="000000"/>
+          <w:sz w:val="18"/>
+          <w:highlight w:val="lightGray"/>
+        </w:rPr>
+        <w:t xml:space="preserve"> [Chatgpt (GPT</w:t>
+      </w:r>
+      <w:r>
+        <w:rPr>
+          <w:rFonts w:ascii="Arial" w:eastAsia="Arial" w:hAnsi="Arial" w:cs="Cambria Math"/>
+          <w:color w:val="000000"/>
+          <w:sz w:val="18"/>
+          <w:highlight w:val="lightGray"/>
         </w:rPr>
         <w:t>‑</w:t>
       </w:r>
       <w:r>
         <w:rPr>
-          <w:b/>
-          <w:sz w:val="14"/>
-          <w:szCs w:val="14"/>
-          <w:shd w:val="clear" w:color="auto" w:fill="B7B7B7"/>
-        </w:rPr>
-        <w:t>5 Mini) at [8/15/2025]</w:t>
+          <w:rFonts w:ascii="Arial" w:eastAsia="Arial" w:hAnsi="Arial" w:cs="Arial"/>
+          <w:color w:val="000000"/>
+          <w:sz w:val="18"/>
+          <w:highlight w:val="lightGray"/>
+        </w:rPr>
+        <w:t xml:space="preserve">5 Mini)] </w:t>
+      </w:r>
+      <w:r>
+        <w:rPr>
+          <w:rFonts w:ascii="Arial" w:eastAsia="Arial" w:hAnsi="Arial" w:cs="Arial"/>
+          <w:b/>
+          <w:color w:val="000000"/>
+          <w:sz w:val="18"/>
+          <w:highlight w:val="lightGray"/>
+        </w:rPr>
+        <w:t>on</w:t>
+      </w:r>
+      <w:r>
+        <w:rPr>
+          <w:rFonts w:ascii="Arial" w:eastAsia="Arial" w:hAnsi="Arial"/>
+          <w:sz w:val="18"/>
+          <w:highlight w:val="lightGray"/>
+        </w:rPr>
+        <w:t xml:space="preserve"> [8/15/2025]</w:t>
       </w:r>
     </w:p>
     <w:p>
@@ -1802,16 +2018,15 @@
           <w:ilvl w:val="0"/>
           <w:numId w:val="8"/>
         </w:numPr>
-        <w:spacing w:before="240"/>
-        <w:rPr>
-          <w:rFonts w:ascii="Roboto Mono" w:eastAsia="Roboto Mono" w:hAnsi="Roboto Mono" w:cs="Roboto Mono"/>
-        </w:rPr>
-      </w:pPr>
-      <w:r>
-        <w:rPr>
-          <w:rFonts w:ascii="Roboto Mono" w:eastAsia="Roboto Mono" w:hAnsi="Roboto Mono" w:cs="Roboto Mono"/>
-        </w:rPr>
-        <w:lastRenderedPageBreak/>
+        <w:spacing w:before="240" w:after="0" w:line="276" w:lineRule="auto"/>
+        <w:rPr>
+          <w:rFonts w:ascii="Roboto Mono" w:eastAsia="Roboto Mono" w:hAnsi="Roboto Mono" w:cs="Roboto Mono"/>
+        </w:rPr>
+      </w:pPr>
+      <w:r>
+        <w:rPr>
+          <w:rFonts w:ascii="Roboto Mono" w:eastAsia="Roboto Mono" w:hAnsi="Roboto Mono" w:cs="Roboto Mono"/>
+        </w:rPr>
         <w:t>Idle</w:t>
       </w:r>
       <w:r>
@@ -1827,6 +2042,7 @@
           <w:ilvl w:val="0"/>
           <w:numId w:val="8"/>
         </w:numPr>
+        <w:spacing w:after="0" w:line="276" w:lineRule="auto"/>
         <w:rPr>
           <w:rFonts w:ascii="Roboto Mono" w:eastAsia="Roboto Mono" w:hAnsi="Roboto Mono" w:cs="Roboto Mono"/>
         </w:rPr>
@@ -1850,6 +2066,7 @@
           <w:ilvl w:val="0"/>
           <w:numId w:val="8"/>
         </w:numPr>
+        <w:spacing w:after="0" w:line="276" w:lineRule="auto"/>
         <w:rPr>
           <w:rFonts w:ascii="Roboto Mono" w:eastAsia="Roboto Mono" w:hAnsi="Roboto Mono" w:cs="Roboto Mono"/>
         </w:rPr>
@@ -1873,6 +2090,7 @@
           <w:ilvl w:val="0"/>
           <w:numId w:val="8"/>
         </w:numPr>
+        <w:spacing w:after="0" w:line="276" w:lineRule="auto"/>
         <w:rPr>
           <w:rFonts w:ascii="Roboto Mono" w:eastAsia="Roboto Mono" w:hAnsi="Roboto Mono" w:cs="Roboto Mono"/>
         </w:rPr>
@@ -1896,7 +2114,7 @@
           <w:ilvl w:val="0"/>
           <w:numId w:val="8"/>
         </w:numPr>
-        <w:spacing w:after="240"/>
+        <w:spacing w:after="240" w:line="276" w:lineRule="auto"/>
         <w:rPr>
           <w:rFonts w:ascii="Roboto Mono" w:eastAsia="Roboto Mono" w:hAnsi="Roboto Mono" w:cs="Roboto Mono"/>
         </w:rPr>
@@ -1936,7 +2154,7 @@
           <w:ilvl w:val="0"/>
           <w:numId w:val="10"/>
         </w:numPr>
-        <w:spacing w:before="240"/>
+        <w:spacing w:before="240" w:after="0" w:line="276" w:lineRule="auto"/>
       </w:pPr>
       <w:r>
         <w:rPr>
@@ -1964,6 +2182,7 @@
           <w:ilvl w:val="0"/>
           <w:numId w:val="10"/>
         </w:numPr>
+        <w:spacing w:after="0" w:line="276" w:lineRule="auto"/>
       </w:pPr>
       <w:r>
         <w:rPr>
@@ -1991,6 +2210,7 @@
           <w:ilvl w:val="0"/>
           <w:numId w:val="10"/>
         </w:numPr>
+        <w:spacing w:after="0" w:line="276" w:lineRule="auto"/>
       </w:pPr>
       <w:r>
         <w:rPr>
@@ -2018,6 +2238,7 @@
           <w:ilvl w:val="0"/>
           <w:numId w:val="10"/>
         </w:numPr>
+        <w:spacing w:after="0" w:line="276" w:lineRule="auto"/>
       </w:pPr>
       <w:r>
         <w:rPr>
@@ -2045,7 +2266,7 @@
           <w:ilvl w:val="0"/>
           <w:numId w:val="10"/>
         </w:numPr>
-        <w:spacing w:after="240"/>
+        <w:spacing w:after="240" w:line="276" w:lineRule="auto"/>
       </w:pPr>
       <w:r>
         <w:rPr>
@@ -2098,7 +2319,7 @@
           <w:noProof/>
         </w:rPr>
         <w:drawing>
-          <wp:inline distT="114300" distB="114300" distL="114300" distR="114300" wp14:anchorId="334FABD4" wp14:editId="127FB04C">
+          <wp:inline distT="114300" distB="114300" distL="114300" distR="114300" wp14:anchorId="47313C79" wp14:editId="46E9C061">
             <wp:extent cx="5943600" cy="850900"/>
             <wp:effectExtent l="0" t="0" r="0" b="0"/>
             <wp:docPr id="2" name="image4.png"/>
@@ -2150,7 +2371,7 @@
     <w:p/>
     <w:p>
       <w:r>
-        <w:pict w14:anchorId="00D81C10">
+        <w:pict w14:anchorId="73594C8B">
           <v:rect id="_x0000_i1030" style="width:0;height:1.5pt" o:hralign="center" o:hrstd="t" o:hr="t" fillcolor="#a0a0a0" stroked="f"/>
         </w:pict>
       </w:r>
@@ -2173,51 +2394,77 @@
       </w:pPr>
       <w:r>
         <w:rPr>
-          <w:b/>
-          <w:shd w:val="clear" w:color="auto" w:fill="B7B7B7"/>
-        </w:rPr>
-        <w:t># Source</w:t>
-      </w:r>
-      <w:r>
-        <w:rPr>
-          <w:shd w:val="clear" w:color="auto" w:fill="B7B7B7"/>
-        </w:rPr>
-        <w:t xml:space="preserve">: </w:t>
-      </w:r>
-      <w:r>
-        <w:rPr>
-          <w:b/>
-          <w:shd w:val="clear" w:color="auto" w:fill="B7B7B7"/>
-        </w:rPr>
-        <w:t xml:space="preserve">Chatgpt </w:t>
-      </w:r>
-      <w:r>
-        <w:rPr>
-          <w:b/>
-          <w:sz w:val="14"/>
-          <w:szCs w:val="14"/>
-          <w:shd w:val="clear" w:color="auto" w:fill="B7B7B7"/>
-        </w:rPr>
-        <w:t>(GPT</w:t>
-      </w:r>
-      <w:r>
-        <w:rPr>
-          <w:rFonts w:ascii="Cambria Math" w:hAnsi="Cambria Math" w:cs="Cambria Math"/>
-          <w:b/>
-          <w:sz w:val="14"/>
-          <w:szCs w:val="14"/>
-          <w:shd w:val="clear" w:color="auto" w:fill="B7B7B7"/>
+          <w:rFonts w:ascii="Arial" w:eastAsia="Arial" w:hAnsi="Arial" w:cs="Arial"/>
+          <w:b/>
+          <w:color w:val="000000"/>
+          <w:sz w:val="18"/>
+          <w:highlight w:val="lightGray"/>
+        </w:rPr>
+        <w:t># Source: AI Source: Provided by: [Data Path</w:t>
+      </w:r>
+      <w:r>
+        <w:rPr>
+          <w:rFonts w:ascii="Arial" w:eastAsia="Arial" w:hAnsi="Arial" w:cs="Arial"/>
+          <w:color w:val="000000"/>
+          <w:sz w:val="18"/>
+          <w:highlight w:val="lightGray"/>
+        </w:rPr>
+        <w:t xml:space="preserve">: Persons Table -&gt; ID Column: 1, Name_En Column: Motasem Essam] -&gt; </w:t>
+      </w:r>
+      <w:r>
+        <w:rPr>
+          <w:rFonts w:ascii="Arial" w:eastAsia="Arial" w:hAnsi="Arial" w:cs="Arial"/>
+          <w:b/>
+          <w:color w:val="000000"/>
+          <w:sz w:val="18"/>
+          <w:highlight w:val="lightGray"/>
+        </w:rPr>
+        <w:t>From:</w:t>
+      </w:r>
+      <w:r>
+        <w:rPr>
+          <w:rFonts w:ascii="Arial" w:eastAsia="Arial" w:hAnsi="Arial" w:cs="Arial"/>
+          <w:color w:val="000000"/>
+          <w:sz w:val="18"/>
+          <w:highlight w:val="lightGray"/>
+        </w:rPr>
+        <w:t xml:space="preserve"> [Chatgpt (GPT</w:t>
+      </w:r>
+      <w:r>
+        <w:rPr>
+          <w:rFonts w:ascii="Arial" w:eastAsia="Arial" w:hAnsi="Arial" w:cs="Cambria Math"/>
+          <w:color w:val="000000"/>
+          <w:sz w:val="18"/>
+          <w:highlight w:val="lightGray"/>
         </w:rPr>
         <w:t>‑</w:t>
       </w:r>
       <w:r>
         <w:rPr>
-          <w:b/>
-          <w:sz w:val="14"/>
-          <w:szCs w:val="14"/>
-          <w:shd w:val="clear" w:color="auto" w:fill="B7B7B7"/>
-        </w:rPr>
-        <w:t>5 Mini) at [8/15/2025]</w:t>
+          <w:rFonts w:ascii="Arial" w:eastAsia="Arial" w:hAnsi="Arial" w:cs="Arial"/>
+          <w:color w:val="000000"/>
+          <w:sz w:val="18"/>
+          <w:highlight w:val="lightGray"/>
+        </w:rPr>
+        <w:t xml:space="preserve">5 Mini)] </w:t>
+      </w:r>
+      <w:r>
+        <w:rPr>
+          <w:rFonts w:ascii="Arial" w:eastAsia="Arial" w:hAnsi="Arial" w:cs="Arial"/>
+          <w:b/>
+          <w:color w:val="000000"/>
+          <w:sz w:val="18"/>
+          <w:highlight w:val="lightGray"/>
+        </w:rPr>
+        <w:t>on</w:t>
+      </w:r>
+      <w:r>
+        <w:rPr>
+          <w:rFonts w:ascii="Arial" w:eastAsia="Arial" w:hAnsi="Arial"/>
+          <w:sz w:val="18"/>
+          <w:highlight w:val="lightGray"/>
+        </w:rPr>
+        <w:t xml:space="preserve"> [8/15/2025]</w:t>
       </w:r>
     </w:p>
     <w:p>
@@ -2253,13 +2500,12 @@
           <w:ilvl w:val="0"/>
           <w:numId w:val="6"/>
         </w:numPr>
-        <w:spacing w:before="240"/>
-      </w:pPr>
-      <w:r>
-        <w:rPr>
-          <w:rFonts w:ascii="Roboto Mono" w:eastAsia="Roboto Mono" w:hAnsi="Roboto Mono" w:cs="Roboto Mono"/>
-        </w:rPr>
-        <w:lastRenderedPageBreak/>
+        <w:spacing w:before="240" w:after="0" w:line="276" w:lineRule="auto"/>
+      </w:pPr>
+      <w:r>
+        <w:rPr>
+          <w:rFonts w:ascii="Roboto Mono" w:eastAsia="Roboto Mono" w:hAnsi="Roboto Mono" w:cs="Roboto Mono"/>
+        </w:rPr>
         <w:t xml:space="preserve">Identify </w:t>
       </w:r>
       <w:r>
@@ -2288,6 +2534,7 @@
           <w:ilvl w:val="0"/>
           <w:numId w:val="6"/>
         </w:numPr>
+        <w:spacing w:after="0" w:line="276" w:lineRule="auto"/>
       </w:pPr>
       <w:r>
         <w:rPr>
@@ -2321,7 +2568,7 @@
           <w:ilvl w:val="0"/>
           <w:numId w:val="6"/>
         </w:numPr>
-        <w:spacing w:after="240"/>
+        <w:spacing w:after="240" w:line="276" w:lineRule="auto"/>
       </w:pPr>
       <w:r>
         <w:rPr>
@@ -2348,7 +2595,7 @@
     </w:p>
     <w:p>
       <w:r>
-        <w:pict w14:anchorId="7DB94DE7">
+        <w:pict w14:anchorId="43DA62E9">
           <v:rect id="_x0000_i1031" style="width:0;height:1.5pt" o:hralign="center" o:hrstd="t" o:hr="t" fillcolor="#a0a0a0" stroked="f"/>
         </w:pict>
       </w:r>
@@ -2371,51 +2618,77 @@
       </w:pPr>
       <w:r>
         <w:rPr>
-          <w:b/>
-          <w:shd w:val="clear" w:color="auto" w:fill="B7B7B7"/>
-        </w:rPr>
-        <w:t># Source</w:t>
-      </w:r>
-      <w:r>
-        <w:rPr>
-          <w:shd w:val="clear" w:color="auto" w:fill="B7B7B7"/>
-        </w:rPr>
-        <w:t xml:space="preserve">: </w:t>
-      </w:r>
-      <w:r>
-        <w:rPr>
-          <w:b/>
-          <w:shd w:val="clear" w:color="auto" w:fill="B7B7B7"/>
-        </w:rPr>
-        <w:t xml:space="preserve">Chatgpt </w:t>
-      </w:r>
-      <w:r>
-        <w:rPr>
-          <w:b/>
-          <w:sz w:val="14"/>
-          <w:szCs w:val="14"/>
-          <w:shd w:val="clear" w:color="auto" w:fill="B7B7B7"/>
-        </w:rPr>
-        <w:t>(GPT</w:t>
-      </w:r>
-      <w:r>
-        <w:rPr>
-          <w:rFonts w:ascii="Cambria Math" w:hAnsi="Cambria Math" w:cs="Cambria Math"/>
-          <w:b/>
-          <w:sz w:val="14"/>
-          <w:szCs w:val="14"/>
-          <w:shd w:val="clear" w:color="auto" w:fill="B7B7B7"/>
+          <w:rFonts w:ascii="Arial" w:eastAsia="Arial" w:hAnsi="Arial" w:cs="Arial"/>
+          <w:b/>
+          <w:color w:val="000000"/>
+          <w:sz w:val="18"/>
+          <w:highlight w:val="lightGray"/>
+        </w:rPr>
+        <w:t># Source: AI Source: Provided by: [Data Path</w:t>
+      </w:r>
+      <w:r>
+        <w:rPr>
+          <w:rFonts w:ascii="Arial" w:eastAsia="Arial" w:hAnsi="Arial" w:cs="Arial"/>
+          <w:color w:val="000000"/>
+          <w:sz w:val="18"/>
+          <w:highlight w:val="lightGray"/>
+        </w:rPr>
+        <w:t xml:space="preserve">: Persons Table -&gt; ID Column: 1, Name_En Column: Motasem Essam] -&gt; </w:t>
+      </w:r>
+      <w:r>
+        <w:rPr>
+          <w:rFonts w:ascii="Arial" w:eastAsia="Arial" w:hAnsi="Arial" w:cs="Arial"/>
+          <w:b/>
+          <w:color w:val="000000"/>
+          <w:sz w:val="18"/>
+          <w:highlight w:val="lightGray"/>
+        </w:rPr>
+        <w:t>From:</w:t>
+      </w:r>
+      <w:r>
+        <w:rPr>
+          <w:rFonts w:ascii="Arial" w:eastAsia="Arial" w:hAnsi="Arial" w:cs="Arial"/>
+          <w:color w:val="000000"/>
+          <w:sz w:val="18"/>
+          <w:highlight w:val="lightGray"/>
+        </w:rPr>
+        <w:t xml:space="preserve"> [Chatgpt (GPT</w:t>
+      </w:r>
+      <w:r>
+        <w:rPr>
+          <w:rFonts w:ascii="Arial" w:eastAsia="Arial" w:hAnsi="Arial" w:cs="Cambria Math"/>
+          <w:color w:val="000000"/>
+          <w:sz w:val="18"/>
+          <w:highlight w:val="lightGray"/>
         </w:rPr>
         <w:t>‑</w:t>
       </w:r>
       <w:r>
         <w:rPr>
-          <w:b/>
-          <w:sz w:val="14"/>
-          <w:szCs w:val="14"/>
-          <w:shd w:val="clear" w:color="auto" w:fill="B7B7B7"/>
-        </w:rPr>
-        <w:t>5 Mini) at [8/15/2025]</w:t>
+          <w:rFonts w:ascii="Arial" w:eastAsia="Arial" w:hAnsi="Arial" w:cs="Arial"/>
+          <w:color w:val="000000"/>
+          <w:sz w:val="18"/>
+          <w:highlight w:val="lightGray"/>
+        </w:rPr>
+        <w:t xml:space="preserve">5 Mini)] </w:t>
+      </w:r>
+      <w:r>
+        <w:rPr>
+          <w:rFonts w:ascii="Arial" w:eastAsia="Arial" w:hAnsi="Arial" w:cs="Arial"/>
+          <w:b/>
+          <w:color w:val="000000"/>
+          <w:sz w:val="18"/>
+          <w:highlight w:val="lightGray"/>
+        </w:rPr>
+        <w:t>on</w:t>
+      </w:r>
+      <w:r>
+        <w:rPr>
+          <w:rFonts w:ascii="Arial" w:eastAsia="Arial" w:hAnsi="Arial"/>
+          <w:sz w:val="18"/>
+          <w:highlight w:val="lightGray"/>
+        </w:rPr>
+        <w:t xml:space="preserve"> [8/15/2025]</w:t>
       </w:r>
     </w:p>
     <w:p>
@@ -2487,7 +2760,7 @@
     </w:p>
     <w:p>
       <w:r>
-        <w:pict w14:anchorId="48EE8AAF">
+        <w:pict w14:anchorId="2C116C92">
           <v:rect id="_x0000_i1032" style="width:0;height:1.5pt" o:hralign="center" o:hrstd="t" o:hr="t" fillcolor="#a0a0a0" stroked="f"/>
         </w:pict>
       </w:r>
@@ -2509,51 +2782,77 @@
       </w:pPr>
       <w:r>
         <w:rPr>
-          <w:b/>
-          <w:shd w:val="clear" w:color="auto" w:fill="B7B7B7"/>
-        </w:rPr>
-        <w:t># Source</w:t>
-      </w:r>
-      <w:r>
-        <w:rPr>
-          <w:shd w:val="clear" w:color="auto" w:fill="B7B7B7"/>
-        </w:rPr>
-        <w:t xml:space="preserve">: </w:t>
-      </w:r>
-      <w:r>
-        <w:rPr>
-          <w:b/>
-          <w:shd w:val="clear" w:color="auto" w:fill="B7B7B7"/>
-        </w:rPr>
-        <w:t xml:space="preserve">Chatgpt </w:t>
-      </w:r>
-      <w:r>
-        <w:rPr>
-          <w:b/>
-          <w:sz w:val="14"/>
-          <w:szCs w:val="14"/>
-          <w:shd w:val="clear" w:color="auto" w:fill="B7B7B7"/>
-        </w:rPr>
-        <w:t>(GPT</w:t>
-      </w:r>
-      <w:r>
-        <w:rPr>
-          <w:rFonts w:ascii="Cambria Math" w:hAnsi="Cambria Math" w:cs="Cambria Math"/>
-          <w:b/>
-          <w:sz w:val="14"/>
-          <w:szCs w:val="14"/>
-          <w:shd w:val="clear" w:color="auto" w:fill="B7B7B7"/>
+          <w:rFonts w:ascii="Arial" w:eastAsia="Arial" w:hAnsi="Arial" w:cs="Arial"/>
+          <w:b/>
+          <w:color w:val="000000"/>
+          <w:sz w:val="18"/>
+          <w:highlight w:val="lightGray"/>
+        </w:rPr>
+        <w:t># Source: AI Source: Provided by: [Data Path</w:t>
+      </w:r>
+      <w:r>
+        <w:rPr>
+          <w:rFonts w:ascii="Arial" w:eastAsia="Arial" w:hAnsi="Arial" w:cs="Arial"/>
+          <w:color w:val="000000"/>
+          <w:sz w:val="18"/>
+          <w:highlight w:val="lightGray"/>
+        </w:rPr>
+        <w:t xml:space="preserve">: Persons Table -&gt; ID Column: 1, Name_En Column: Motasem Essam] -&gt; </w:t>
+      </w:r>
+      <w:r>
+        <w:rPr>
+          <w:rFonts w:ascii="Arial" w:eastAsia="Arial" w:hAnsi="Arial" w:cs="Arial"/>
+          <w:b/>
+          <w:color w:val="000000"/>
+          <w:sz w:val="18"/>
+          <w:highlight w:val="lightGray"/>
+        </w:rPr>
+        <w:t>From:</w:t>
+      </w:r>
+      <w:r>
+        <w:rPr>
+          <w:rFonts w:ascii="Arial" w:eastAsia="Arial" w:hAnsi="Arial" w:cs="Arial"/>
+          <w:color w:val="000000"/>
+          <w:sz w:val="18"/>
+          <w:highlight w:val="lightGray"/>
+        </w:rPr>
+        <w:t xml:space="preserve"> [Chatgpt (GPT</w:t>
+      </w:r>
+      <w:r>
+        <w:rPr>
+          <w:rFonts w:ascii="Arial" w:eastAsia="Arial" w:hAnsi="Arial" w:cs="Cambria Math"/>
+          <w:color w:val="000000"/>
+          <w:sz w:val="18"/>
+          <w:highlight w:val="lightGray"/>
         </w:rPr>
         <w:t>‑</w:t>
       </w:r>
       <w:r>
         <w:rPr>
-          <w:b/>
-          <w:sz w:val="14"/>
-          <w:szCs w:val="14"/>
-          <w:shd w:val="clear" w:color="auto" w:fill="B7B7B7"/>
-        </w:rPr>
-        <w:t>5 Mini) at [8/15/2025]</w:t>
+          <w:rFonts w:ascii="Arial" w:eastAsia="Arial" w:hAnsi="Arial" w:cs="Arial"/>
+          <w:color w:val="000000"/>
+          <w:sz w:val="18"/>
+          <w:highlight w:val="lightGray"/>
+        </w:rPr>
+        <w:t xml:space="preserve">5 Mini)] </w:t>
+      </w:r>
+      <w:r>
+        <w:rPr>
+          <w:rFonts w:ascii="Arial" w:eastAsia="Arial" w:hAnsi="Arial" w:cs="Arial"/>
+          <w:b/>
+          <w:color w:val="000000"/>
+          <w:sz w:val="18"/>
+          <w:highlight w:val="lightGray"/>
+        </w:rPr>
+        <w:t>on</w:t>
+      </w:r>
+      <w:r>
+        <w:rPr>
+          <w:rFonts w:ascii="Arial" w:eastAsia="Arial" w:hAnsi="Arial"/>
+          <w:sz w:val="18"/>
+          <w:highlight w:val="lightGray"/>
+        </w:rPr>
+        <w:t xml:space="preserve"> [8/15/2025]</w:t>
       </w:r>
     </w:p>
     <w:p>
@@ -2568,7 +2867,7 @@
           <w:noProof/>
         </w:rPr>
         <w:drawing>
-          <wp:inline distT="114300" distB="114300" distL="114300" distR="114300" wp14:anchorId="479B03A3" wp14:editId="20E76E9E">
+          <wp:inline distT="114300" distB="114300" distL="114300" distR="114300" wp14:anchorId="10861B96" wp14:editId="03DD14E0">
             <wp:extent cx="5943600" cy="1117600"/>
             <wp:effectExtent l="0" t="0" r="0" b="0"/>
             <wp:docPr id="4" name="image5.png"/>
@@ -2666,51 +2965,77 @@
       </w:pPr>
       <w:r>
         <w:rPr>
-          <w:b/>
-          <w:shd w:val="clear" w:color="auto" w:fill="B7B7B7"/>
-        </w:rPr>
-        <w:t># Source</w:t>
-      </w:r>
-      <w:r>
-        <w:rPr>
-          <w:shd w:val="clear" w:color="auto" w:fill="B7B7B7"/>
-        </w:rPr>
-        <w:t xml:space="preserve">: </w:t>
-      </w:r>
-      <w:r>
-        <w:rPr>
-          <w:b/>
-          <w:shd w:val="clear" w:color="auto" w:fill="B7B7B7"/>
-        </w:rPr>
-        <w:t xml:space="preserve">Chatgpt </w:t>
-      </w:r>
-      <w:r>
-        <w:rPr>
-          <w:b/>
-          <w:sz w:val="14"/>
-          <w:szCs w:val="14"/>
-          <w:shd w:val="clear" w:color="auto" w:fill="B7B7B7"/>
-        </w:rPr>
-        <w:t>(GPT</w:t>
-      </w:r>
-      <w:r>
-        <w:rPr>
-          <w:rFonts w:ascii="Cambria Math" w:hAnsi="Cambria Math" w:cs="Cambria Math"/>
-          <w:b/>
-          <w:sz w:val="14"/>
-          <w:szCs w:val="14"/>
-          <w:shd w:val="clear" w:color="auto" w:fill="B7B7B7"/>
+          <w:rFonts w:ascii="Arial" w:eastAsia="Arial" w:hAnsi="Arial" w:cs="Arial"/>
+          <w:b/>
+          <w:color w:val="000000"/>
+          <w:sz w:val="18"/>
+          <w:highlight w:val="lightGray"/>
+        </w:rPr>
+        <w:t># Source: AI Source: Provided by: [Data Path</w:t>
+      </w:r>
+      <w:r>
+        <w:rPr>
+          <w:rFonts w:ascii="Arial" w:eastAsia="Arial" w:hAnsi="Arial" w:cs="Arial"/>
+          <w:color w:val="000000"/>
+          <w:sz w:val="18"/>
+          <w:highlight w:val="lightGray"/>
+        </w:rPr>
+        <w:t xml:space="preserve">: Persons Table -&gt; ID Column: 1, Name_En Column: Motasem Essam] -&gt; </w:t>
+      </w:r>
+      <w:r>
+        <w:rPr>
+          <w:rFonts w:ascii="Arial" w:eastAsia="Arial" w:hAnsi="Arial" w:cs="Arial"/>
+          <w:b/>
+          <w:color w:val="000000"/>
+          <w:sz w:val="18"/>
+          <w:highlight w:val="lightGray"/>
+        </w:rPr>
+        <w:t>From:</w:t>
+      </w:r>
+      <w:r>
+        <w:rPr>
+          <w:rFonts w:ascii="Arial" w:eastAsia="Arial" w:hAnsi="Arial" w:cs="Arial"/>
+          <w:color w:val="000000"/>
+          <w:sz w:val="18"/>
+          <w:highlight w:val="lightGray"/>
+        </w:rPr>
+        <w:t xml:space="preserve"> [Chatgpt (GPT</w:t>
+      </w:r>
+      <w:r>
+        <w:rPr>
+          <w:rFonts w:ascii="Arial" w:eastAsia="Arial" w:hAnsi="Arial" w:cs="Cambria Math"/>
+          <w:color w:val="000000"/>
+          <w:sz w:val="18"/>
+          <w:highlight w:val="lightGray"/>
         </w:rPr>
         <w:t>‑</w:t>
       </w:r>
       <w:r>
         <w:rPr>
-          <w:b/>
-          <w:sz w:val="14"/>
-          <w:szCs w:val="14"/>
-          <w:shd w:val="clear" w:color="auto" w:fill="B7B7B7"/>
-        </w:rPr>
-        <w:t>5 Mini) at [8/15/2025]</w:t>
+          <w:rFonts w:ascii="Arial" w:eastAsia="Arial" w:hAnsi="Arial" w:cs="Arial"/>
+          <w:color w:val="000000"/>
+          <w:sz w:val="18"/>
+          <w:highlight w:val="lightGray"/>
+        </w:rPr>
+        <w:t xml:space="preserve">5 Mini)] </w:t>
+      </w:r>
+      <w:r>
+        <w:rPr>
+          <w:rFonts w:ascii="Arial" w:eastAsia="Arial" w:hAnsi="Arial" w:cs="Arial"/>
+          <w:b/>
+          <w:color w:val="000000"/>
+          <w:sz w:val="18"/>
+          <w:highlight w:val="lightGray"/>
+        </w:rPr>
+        <w:t>on</w:t>
+      </w:r>
+      <w:r>
+        <w:rPr>
+          <w:rFonts w:ascii="Arial" w:eastAsia="Arial" w:hAnsi="Arial"/>
+          <w:sz w:val="18"/>
+          <w:highlight w:val="lightGray"/>
+        </w:rPr>
+        <w:t xml:space="preserve"> [8/15/2025]</w:t>
       </w:r>
     </w:p>
     <w:p>
@@ -2724,7 +3049,6 @@
         <w:rPr>
           <w:rFonts w:ascii="Roboto Mono" w:eastAsia="Roboto Mono" w:hAnsi="Roboto Mono" w:cs="Roboto Mono"/>
         </w:rPr>
-        <w:lastRenderedPageBreak/>
         <w:t xml:space="preserve">A </w:t>
       </w:r>
       <w:r>
@@ -2800,7 +3124,7 @@
           <w:ilvl w:val="0"/>
           <w:numId w:val="3"/>
         </w:numPr>
-        <w:spacing w:before="240"/>
+        <w:spacing w:before="240" w:after="0" w:line="276" w:lineRule="auto"/>
       </w:pPr>
       <w:r>
         <w:rPr>
@@ -2828,6 +3152,7 @@
           <w:ilvl w:val="0"/>
           <w:numId w:val="3"/>
         </w:numPr>
+        <w:spacing w:after="0" w:line="276" w:lineRule="auto"/>
       </w:pPr>
       <w:r>
         <w:rPr>
@@ -2855,6 +3180,7 @@
           <w:ilvl w:val="0"/>
           <w:numId w:val="3"/>
         </w:numPr>
+        <w:spacing w:after="0" w:line="276" w:lineRule="auto"/>
       </w:pPr>
       <w:r>
         <w:rPr>
@@ -2882,7 +3208,7 @@
           <w:ilvl w:val="0"/>
           <w:numId w:val="3"/>
         </w:numPr>
-        <w:spacing w:after="240"/>
+        <w:spacing w:after="240" w:line="276" w:lineRule="auto"/>
       </w:pPr>
       <w:r>
         <w:rPr>
@@ -2903,7 +3229,7 @@
     </w:p>
     <w:p>
       <w:r>
-        <w:pict w14:anchorId="024B3305">
+        <w:pict w14:anchorId="337EF468">
           <v:rect id="_x0000_i1033" style="width:0;height:1.5pt" o:hralign="center" o:hrstd="t" o:hr="t" fillcolor="#a0a0a0" stroked="f"/>
         </w:pict>
       </w:r>
@@ -2929,51 +3255,77 @@
       </w:pPr>
       <w:r>
         <w:rPr>
-          <w:b/>
-          <w:shd w:val="clear" w:color="auto" w:fill="B7B7B7"/>
-        </w:rPr>
-        <w:t># Source</w:t>
-      </w:r>
-      <w:r>
-        <w:rPr>
-          <w:shd w:val="clear" w:color="auto" w:fill="B7B7B7"/>
-        </w:rPr>
-        <w:t xml:space="preserve">: </w:t>
-      </w:r>
-      <w:r>
-        <w:rPr>
-          <w:b/>
-          <w:shd w:val="clear" w:color="auto" w:fill="B7B7B7"/>
-        </w:rPr>
-        <w:t xml:space="preserve">Chatgpt </w:t>
-      </w:r>
-      <w:r>
-        <w:rPr>
-          <w:b/>
-          <w:sz w:val="14"/>
-          <w:szCs w:val="14"/>
-          <w:shd w:val="clear" w:color="auto" w:fill="B7B7B7"/>
-        </w:rPr>
-        <w:t>(GPT</w:t>
-      </w:r>
-      <w:r>
-        <w:rPr>
-          <w:rFonts w:ascii="Cambria Math" w:hAnsi="Cambria Math" w:cs="Cambria Math"/>
-          <w:b/>
-          <w:sz w:val="14"/>
-          <w:szCs w:val="14"/>
-          <w:shd w:val="clear" w:color="auto" w:fill="B7B7B7"/>
+          <w:rFonts w:ascii="Arial" w:eastAsia="Arial" w:hAnsi="Arial" w:cs="Arial"/>
+          <w:b/>
+          <w:color w:val="000000"/>
+          <w:sz w:val="18"/>
+          <w:highlight w:val="lightGray"/>
+        </w:rPr>
+        <w:t># Source: AI Source: Provided by: [Data Path</w:t>
+      </w:r>
+      <w:r>
+        <w:rPr>
+          <w:rFonts w:ascii="Arial" w:eastAsia="Arial" w:hAnsi="Arial" w:cs="Arial"/>
+          <w:color w:val="000000"/>
+          <w:sz w:val="18"/>
+          <w:highlight w:val="lightGray"/>
+        </w:rPr>
+        <w:t xml:space="preserve">: Persons Table -&gt; ID Column: 1, Name_En Column: Motasem Essam] -&gt; </w:t>
+      </w:r>
+      <w:r>
+        <w:rPr>
+          <w:rFonts w:ascii="Arial" w:eastAsia="Arial" w:hAnsi="Arial" w:cs="Arial"/>
+          <w:b/>
+          <w:color w:val="000000"/>
+          <w:sz w:val="18"/>
+          <w:highlight w:val="lightGray"/>
+        </w:rPr>
+        <w:t>From:</w:t>
+      </w:r>
+      <w:r>
+        <w:rPr>
+          <w:rFonts w:ascii="Arial" w:eastAsia="Arial" w:hAnsi="Arial" w:cs="Arial"/>
+          <w:color w:val="000000"/>
+          <w:sz w:val="18"/>
+          <w:highlight w:val="lightGray"/>
+        </w:rPr>
+        <w:t xml:space="preserve"> [Chatgpt (GPT</w:t>
+      </w:r>
+      <w:r>
+        <w:rPr>
+          <w:rFonts w:ascii="Arial" w:eastAsia="Arial" w:hAnsi="Arial" w:cs="Cambria Math"/>
+          <w:color w:val="000000"/>
+          <w:sz w:val="18"/>
+          <w:highlight w:val="lightGray"/>
         </w:rPr>
         <w:t>‑</w:t>
       </w:r>
       <w:r>
         <w:rPr>
-          <w:b/>
-          <w:sz w:val="14"/>
-          <w:szCs w:val="14"/>
-          <w:shd w:val="clear" w:color="auto" w:fill="B7B7B7"/>
-        </w:rPr>
-        <w:t>5 Mini) at [8/15/2025]</w:t>
+          <w:rFonts w:ascii="Arial" w:eastAsia="Arial" w:hAnsi="Arial" w:cs="Arial"/>
+          <w:color w:val="000000"/>
+          <w:sz w:val="18"/>
+          <w:highlight w:val="lightGray"/>
+        </w:rPr>
+        <w:t xml:space="preserve">5 Mini)] </w:t>
+      </w:r>
+      <w:r>
+        <w:rPr>
+          <w:rFonts w:ascii="Arial" w:eastAsia="Arial" w:hAnsi="Arial" w:cs="Arial"/>
+          <w:b/>
+          <w:color w:val="000000"/>
+          <w:sz w:val="18"/>
+          <w:highlight w:val="lightGray"/>
+        </w:rPr>
+        <w:t>on</w:t>
+      </w:r>
+      <w:r>
+        <w:rPr>
+          <w:rFonts w:ascii="Arial" w:eastAsia="Arial" w:hAnsi="Arial"/>
+          <w:sz w:val="18"/>
+          <w:highlight w:val="lightGray"/>
+        </w:rPr>
+        <w:t xml:space="preserve"> [8/15/2025]</w:t>
       </w:r>
     </w:p>
     <w:p>
@@ -2982,7 +3334,7 @@
           <w:noProof/>
         </w:rPr>
         <w:drawing>
-          <wp:inline distT="114300" distB="114300" distL="114300" distR="114300" wp14:anchorId="698B542D" wp14:editId="212925B4">
+          <wp:inline distT="114300" distB="114300" distL="114300" distR="114300" wp14:anchorId="53767E83" wp14:editId="03E036B8">
             <wp:extent cx="5943600" cy="1511300"/>
             <wp:effectExtent l="0" t="0" r="0" b="0"/>
             <wp:docPr id="5" name="image3.png"/>
@@ -3530,7 +3882,7 @@
     </w:tbl>
     <w:p>
       <w:r>
-        <w:pict w14:anchorId="19F0F952">
+        <w:pict w14:anchorId="28730BAE">
           <v:rect id="_x0000_i1034" style="width:0;height:1.5pt" o:hralign="center" o:hrstd="t" o:hr="t" fillcolor="#a0a0a0" stroked="f"/>
         </w:pict>
       </w:r>
@@ -3547,7 +3899,6 @@
         <w:rPr>
           <w:rFonts w:ascii="Andika" w:eastAsia="Andika" w:hAnsi="Andika" w:cs="Andika"/>
         </w:rPr>
-        <w:lastRenderedPageBreak/>
         <w:t>2️⃣ Example – Simple Turnstile</w:t>
       </w:r>
     </w:p>
@@ -3557,51 +3908,77 @@
       </w:pPr>
       <w:r>
         <w:rPr>
-          <w:b/>
-          <w:shd w:val="clear" w:color="auto" w:fill="B7B7B7"/>
-        </w:rPr>
-        <w:t># Source</w:t>
-      </w:r>
-      <w:r>
-        <w:rPr>
-          <w:shd w:val="clear" w:color="auto" w:fill="B7B7B7"/>
-        </w:rPr>
-        <w:t xml:space="preserve">: </w:t>
-      </w:r>
-      <w:r>
-        <w:rPr>
-          <w:b/>
-          <w:shd w:val="clear" w:color="auto" w:fill="B7B7B7"/>
-        </w:rPr>
-        <w:t xml:space="preserve">Chatgpt </w:t>
-      </w:r>
-      <w:r>
-        <w:rPr>
-          <w:b/>
-          <w:sz w:val="14"/>
-          <w:szCs w:val="14"/>
-          <w:shd w:val="clear" w:color="auto" w:fill="B7B7B7"/>
-        </w:rPr>
-        <w:t>(GPT</w:t>
-      </w:r>
-      <w:r>
-        <w:rPr>
-          <w:rFonts w:ascii="Cambria Math" w:hAnsi="Cambria Math" w:cs="Cambria Math"/>
-          <w:b/>
-          <w:sz w:val="14"/>
-          <w:szCs w:val="14"/>
-          <w:shd w:val="clear" w:color="auto" w:fill="B7B7B7"/>
+          <w:rFonts w:ascii="Arial" w:eastAsia="Arial" w:hAnsi="Arial" w:cs="Arial"/>
+          <w:b/>
+          <w:color w:val="000000"/>
+          <w:sz w:val="18"/>
+          <w:highlight w:val="lightGray"/>
+        </w:rPr>
+        <w:t># Source: AI Source: Provided by: [Data Path</w:t>
+      </w:r>
+      <w:r>
+        <w:rPr>
+          <w:rFonts w:ascii="Arial" w:eastAsia="Arial" w:hAnsi="Arial" w:cs="Arial"/>
+          <w:color w:val="000000"/>
+          <w:sz w:val="18"/>
+          <w:highlight w:val="lightGray"/>
+        </w:rPr>
+        <w:t xml:space="preserve">: Persons Table -&gt; ID Column: 1, Name_En Column: Motasem Essam] -&gt; </w:t>
+      </w:r>
+      <w:r>
+        <w:rPr>
+          <w:rFonts w:ascii="Arial" w:eastAsia="Arial" w:hAnsi="Arial" w:cs="Arial"/>
+          <w:b/>
+          <w:color w:val="000000"/>
+          <w:sz w:val="18"/>
+          <w:highlight w:val="lightGray"/>
+        </w:rPr>
+        <w:t>From:</w:t>
+      </w:r>
+      <w:r>
+        <w:rPr>
+          <w:rFonts w:ascii="Arial" w:eastAsia="Arial" w:hAnsi="Arial" w:cs="Arial"/>
+          <w:color w:val="000000"/>
+          <w:sz w:val="18"/>
+          <w:highlight w:val="lightGray"/>
+        </w:rPr>
+        <w:t xml:space="preserve"> [Chatgpt (GPT</w:t>
+      </w:r>
+      <w:r>
+        <w:rPr>
+          <w:rFonts w:ascii="Arial" w:eastAsia="Arial" w:hAnsi="Arial" w:cs="Cambria Math"/>
+          <w:color w:val="000000"/>
+          <w:sz w:val="18"/>
+          <w:highlight w:val="lightGray"/>
         </w:rPr>
         <w:t>‑</w:t>
       </w:r>
       <w:r>
         <w:rPr>
-          <w:b/>
-          <w:sz w:val="14"/>
-          <w:szCs w:val="14"/>
-          <w:shd w:val="clear" w:color="auto" w:fill="B7B7B7"/>
-        </w:rPr>
-        <w:t>5 Mini) at [8/15/2025]</w:t>
+          <w:rFonts w:ascii="Arial" w:eastAsia="Arial" w:hAnsi="Arial" w:cs="Arial"/>
+          <w:color w:val="000000"/>
+          <w:sz w:val="18"/>
+          <w:highlight w:val="lightGray"/>
+        </w:rPr>
+        <w:t xml:space="preserve">5 Mini)] </w:t>
+      </w:r>
+      <w:r>
+        <w:rPr>
+          <w:rFonts w:ascii="Arial" w:eastAsia="Arial" w:hAnsi="Arial" w:cs="Arial"/>
+          <w:b/>
+          <w:color w:val="000000"/>
+          <w:sz w:val="18"/>
+          <w:highlight w:val="lightGray"/>
+        </w:rPr>
+        <w:t>on</w:t>
+      </w:r>
+      <w:r>
+        <w:rPr>
+          <w:rFonts w:ascii="Arial" w:eastAsia="Arial" w:hAnsi="Arial"/>
+          <w:sz w:val="18"/>
+          <w:highlight w:val="lightGray"/>
+        </w:rPr>
+        <w:t xml:space="preserve"> [8/15/2025]</w:t>
       </w:r>
     </w:p>
     <w:p>
@@ -3678,7 +4055,7 @@
           <w:noProof/>
         </w:rPr>
         <w:drawing>
-          <wp:inline distT="114300" distB="114300" distL="114300" distR="114300" wp14:anchorId="42983EAF" wp14:editId="65A9A6AC">
+          <wp:inline distT="114300" distB="114300" distL="114300" distR="114300" wp14:anchorId="4B9FDD20" wp14:editId="4EF2FBE0">
             <wp:extent cx="5943600" cy="1574800"/>
             <wp:effectExtent l="0" t="0" r="0" b="0"/>
             <wp:docPr id="3" name="image2.png"/>
@@ -4370,7 +4747,7 @@
     </w:tbl>
     <w:p>
       <w:r>
-        <w:pict w14:anchorId="4C99829A">
+        <w:pict w14:anchorId="6093DA24">
           <v:rect id="_x0000_i1035" style="width:0;height:1.5pt" o:hralign="center" o:hrstd="t" o:hr="t" fillcolor="#a0a0a0" stroked="f"/>
         </w:pict>
       </w:r>
@@ -4396,51 +4773,77 @@
       </w:pPr>
       <w:r>
         <w:rPr>
-          <w:b/>
-          <w:shd w:val="clear" w:color="auto" w:fill="B7B7B7"/>
-        </w:rPr>
-        <w:t># Source</w:t>
-      </w:r>
-      <w:r>
-        <w:rPr>
-          <w:shd w:val="clear" w:color="auto" w:fill="B7B7B7"/>
-        </w:rPr>
-        <w:t xml:space="preserve">: </w:t>
-      </w:r>
-      <w:r>
-        <w:rPr>
-          <w:b/>
-          <w:shd w:val="clear" w:color="auto" w:fill="B7B7B7"/>
-        </w:rPr>
-        <w:t xml:space="preserve">Chatgpt </w:t>
-      </w:r>
-      <w:r>
-        <w:rPr>
-          <w:b/>
-          <w:sz w:val="14"/>
-          <w:szCs w:val="14"/>
-          <w:shd w:val="clear" w:color="auto" w:fill="B7B7B7"/>
-        </w:rPr>
-        <w:t>(GPT</w:t>
-      </w:r>
-      <w:r>
-        <w:rPr>
-          <w:rFonts w:ascii="Cambria Math" w:hAnsi="Cambria Math" w:cs="Cambria Math"/>
-          <w:b/>
-          <w:sz w:val="14"/>
-          <w:szCs w:val="14"/>
-          <w:shd w:val="clear" w:color="auto" w:fill="B7B7B7"/>
+          <w:rFonts w:ascii="Arial" w:eastAsia="Arial" w:hAnsi="Arial" w:cs="Arial"/>
+          <w:b/>
+          <w:color w:val="000000"/>
+          <w:sz w:val="18"/>
+          <w:highlight w:val="lightGray"/>
+        </w:rPr>
+        <w:t># Source: AI Source: Provided by: [Data Path</w:t>
+      </w:r>
+      <w:r>
+        <w:rPr>
+          <w:rFonts w:ascii="Arial" w:eastAsia="Arial" w:hAnsi="Arial" w:cs="Arial"/>
+          <w:color w:val="000000"/>
+          <w:sz w:val="18"/>
+          <w:highlight w:val="lightGray"/>
+        </w:rPr>
+        <w:t xml:space="preserve">: Persons Table -&gt; ID Column: 1, Name_En Column: Motasem Essam] -&gt; </w:t>
+      </w:r>
+      <w:r>
+        <w:rPr>
+          <w:rFonts w:ascii="Arial" w:eastAsia="Arial" w:hAnsi="Arial" w:cs="Arial"/>
+          <w:b/>
+          <w:color w:val="000000"/>
+          <w:sz w:val="18"/>
+          <w:highlight w:val="lightGray"/>
+        </w:rPr>
+        <w:t>From:</w:t>
+      </w:r>
+      <w:r>
+        <w:rPr>
+          <w:rFonts w:ascii="Arial" w:eastAsia="Arial" w:hAnsi="Arial" w:cs="Arial"/>
+          <w:color w:val="000000"/>
+          <w:sz w:val="18"/>
+          <w:highlight w:val="lightGray"/>
+        </w:rPr>
+        <w:t xml:space="preserve"> [Chatgpt (GPT</w:t>
+      </w:r>
+      <w:r>
+        <w:rPr>
+          <w:rFonts w:ascii="Arial" w:eastAsia="Arial" w:hAnsi="Arial" w:cs="Cambria Math"/>
+          <w:color w:val="000000"/>
+          <w:sz w:val="18"/>
+          <w:highlight w:val="lightGray"/>
         </w:rPr>
         <w:t>‑</w:t>
       </w:r>
       <w:r>
         <w:rPr>
-          <w:b/>
-          <w:sz w:val="14"/>
-          <w:szCs w:val="14"/>
-          <w:shd w:val="clear" w:color="auto" w:fill="B7B7B7"/>
-        </w:rPr>
-        <w:t>5 Mini) at [8/15/2025]</w:t>
+          <w:rFonts w:ascii="Arial" w:eastAsia="Arial" w:hAnsi="Arial" w:cs="Arial"/>
+          <w:color w:val="000000"/>
+          <w:sz w:val="18"/>
+          <w:highlight w:val="lightGray"/>
+        </w:rPr>
+        <w:t xml:space="preserve">5 Mini)] </w:t>
+      </w:r>
+      <w:r>
+        <w:rPr>
+          <w:rFonts w:ascii="Arial" w:eastAsia="Arial" w:hAnsi="Arial" w:cs="Arial"/>
+          <w:b/>
+          <w:color w:val="000000"/>
+          <w:sz w:val="18"/>
+          <w:highlight w:val="lightGray"/>
+        </w:rPr>
+        <w:t>on</w:t>
+      </w:r>
+      <w:r>
+        <w:rPr>
+          <w:rFonts w:ascii="Arial" w:eastAsia="Arial" w:hAnsi="Arial"/>
+          <w:sz w:val="18"/>
+          <w:highlight w:val="lightGray"/>
+        </w:rPr>
+        <w:t xml:space="preserve"> [8/15/2025]</w:t>
       </w:r>
     </w:p>
     <w:p>
@@ -4449,7 +4852,7 @@
           <w:ilvl w:val="0"/>
           <w:numId w:val="12"/>
         </w:numPr>
-        <w:spacing w:before="240"/>
+        <w:spacing w:before="240" w:after="0" w:line="276" w:lineRule="auto"/>
       </w:pPr>
       <w:r>
         <w:rPr>
@@ -4490,7 +4893,7 @@
           <w:ilvl w:val="0"/>
           <w:numId w:val="12"/>
         </w:numPr>
-        <w:spacing w:after="240"/>
+        <w:spacing w:after="240" w:line="276" w:lineRule="auto"/>
       </w:pPr>
       <w:r>
         <w:rPr>
@@ -4527,8 +4930,7 @@
     </w:p>
     <w:p>
       <w:r>
-        <w:lastRenderedPageBreak/>
-        <w:pict w14:anchorId="38342730">
+        <w:pict w14:anchorId="23247F4E">
           <v:rect id="_x0000_i1036" style="width:0;height:1.5pt" o:hralign="center" o:hrstd="t" o:hr="t" fillcolor="#a0a0a0" stroked="f"/>
         </w:pict>
       </w:r>
@@ -4561,51 +4963,77 @@
       </w:pPr>
       <w:r>
         <w:rPr>
-          <w:b/>
-          <w:shd w:val="clear" w:color="auto" w:fill="B7B7B7"/>
-        </w:rPr>
-        <w:t># Source</w:t>
-      </w:r>
-      <w:r>
-        <w:rPr>
-          <w:shd w:val="clear" w:color="auto" w:fill="B7B7B7"/>
-        </w:rPr>
-        <w:t xml:space="preserve">: </w:t>
-      </w:r>
-      <w:r>
-        <w:rPr>
-          <w:b/>
-          <w:shd w:val="clear" w:color="auto" w:fill="B7B7B7"/>
-        </w:rPr>
-        <w:t xml:space="preserve">Chatgpt </w:t>
-      </w:r>
-      <w:r>
-        <w:rPr>
-          <w:b/>
-          <w:sz w:val="14"/>
-          <w:szCs w:val="14"/>
-          <w:shd w:val="clear" w:color="auto" w:fill="B7B7B7"/>
-        </w:rPr>
-        <w:t>(GPT</w:t>
-      </w:r>
-      <w:r>
-        <w:rPr>
-          <w:rFonts w:ascii="Cambria Math" w:hAnsi="Cambria Math" w:cs="Cambria Math"/>
-          <w:b/>
-          <w:sz w:val="14"/>
-          <w:szCs w:val="14"/>
-          <w:shd w:val="clear" w:color="auto" w:fill="B7B7B7"/>
+          <w:rFonts w:ascii="Arial" w:eastAsia="Arial" w:hAnsi="Arial" w:cs="Arial"/>
+          <w:b/>
+          <w:color w:val="000000"/>
+          <w:sz w:val="18"/>
+          <w:highlight w:val="lightGray"/>
+        </w:rPr>
+        <w:t># Source: AI Source: Provided by: [Data Path</w:t>
+      </w:r>
+      <w:r>
+        <w:rPr>
+          <w:rFonts w:ascii="Arial" w:eastAsia="Arial" w:hAnsi="Arial" w:cs="Arial"/>
+          <w:color w:val="000000"/>
+          <w:sz w:val="18"/>
+          <w:highlight w:val="lightGray"/>
+        </w:rPr>
+        <w:t xml:space="preserve">: Persons Table -&gt; ID Column: 1, Name_En Column: Motasem Essam] -&gt; </w:t>
+      </w:r>
+      <w:r>
+        <w:rPr>
+          <w:rFonts w:ascii="Arial" w:eastAsia="Arial" w:hAnsi="Arial" w:cs="Arial"/>
+          <w:b/>
+          <w:color w:val="000000"/>
+          <w:sz w:val="18"/>
+          <w:highlight w:val="lightGray"/>
+        </w:rPr>
+        <w:t>From:</w:t>
+      </w:r>
+      <w:r>
+        <w:rPr>
+          <w:rFonts w:ascii="Arial" w:eastAsia="Arial" w:hAnsi="Arial" w:cs="Arial"/>
+          <w:color w:val="000000"/>
+          <w:sz w:val="18"/>
+          <w:highlight w:val="lightGray"/>
+        </w:rPr>
+        <w:t xml:space="preserve"> [Chatgpt (GPT</w:t>
+      </w:r>
+      <w:r>
+        <w:rPr>
+          <w:rFonts w:ascii="Arial" w:eastAsia="Arial" w:hAnsi="Arial" w:cs="Cambria Math"/>
+          <w:color w:val="000000"/>
+          <w:sz w:val="18"/>
+          <w:highlight w:val="lightGray"/>
         </w:rPr>
         <w:t>‑</w:t>
       </w:r>
       <w:r>
         <w:rPr>
-          <w:b/>
-          <w:sz w:val="14"/>
-          <w:szCs w:val="14"/>
-          <w:shd w:val="clear" w:color="auto" w:fill="B7B7B7"/>
-        </w:rPr>
-        <w:t>5 Mini) at [8/15/2025]</w:t>
+          <w:rFonts w:ascii="Arial" w:eastAsia="Arial" w:hAnsi="Arial" w:cs="Arial"/>
+          <w:color w:val="000000"/>
+          <w:sz w:val="18"/>
+          <w:highlight w:val="lightGray"/>
+        </w:rPr>
+        <w:t xml:space="preserve">5 Mini)] </w:t>
+      </w:r>
+      <w:r>
+        <w:rPr>
+          <w:rFonts w:ascii="Arial" w:eastAsia="Arial" w:hAnsi="Arial" w:cs="Arial"/>
+          <w:b/>
+          <w:color w:val="000000"/>
+          <w:sz w:val="18"/>
+          <w:highlight w:val="lightGray"/>
+        </w:rPr>
+        <w:t>on</w:t>
+      </w:r>
+      <w:r>
+        <w:rPr>
+          <w:rFonts w:ascii="Arial" w:eastAsia="Arial" w:hAnsi="Arial"/>
+          <w:sz w:val="18"/>
+          <w:highlight w:val="lightGray"/>
+        </w:rPr>
+        <w:t xml:space="preserve"> [8/15/2025]</w:t>
       </w:r>
     </w:p>
     <w:p>
@@ -4628,7 +5056,7 @@
           <w:ilvl w:val="0"/>
           <w:numId w:val="1"/>
         </w:numPr>
-        <w:spacing w:before="240"/>
+        <w:spacing w:before="240" w:after="0" w:line="276" w:lineRule="auto"/>
       </w:pPr>
       <w:r>
         <w:rPr>
@@ -4656,7 +5084,7 @@
           <w:ilvl w:val="0"/>
           <w:numId w:val="1"/>
         </w:numPr>
-        <w:spacing w:after="240"/>
+        <w:spacing w:after="240" w:line="276" w:lineRule="auto"/>
       </w:pPr>
       <w:r>
         <w:rPr>
@@ -4700,7 +5128,7 @@
           <w:ilvl w:val="0"/>
           <w:numId w:val="9"/>
         </w:numPr>
-        <w:spacing w:before="240"/>
+        <w:spacing w:before="240" w:after="0" w:line="276" w:lineRule="auto"/>
         <w:rPr>
           <w:rFonts w:ascii="Roboto Mono" w:eastAsia="Roboto Mono" w:hAnsi="Roboto Mono" w:cs="Roboto Mono"/>
         </w:rPr>
@@ -4724,6 +5152,7 @@
           <w:ilvl w:val="0"/>
           <w:numId w:val="9"/>
         </w:numPr>
+        <w:spacing w:after="0" w:line="276" w:lineRule="auto"/>
         <w:rPr>
           <w:rFonts w:ascii="Roboto Mono" w:eastAsia="Roboto Mono" w:hAnsi="Roboto Mono" w:cs="Roboto Mono"/>
         </w:rPr>
@@ -4747,6 +5176,7 @@
           <w:ilvl w:val="0"/>
           <w:numId w:val="9"/>
         </w:numPr>
+        <w:spacing w:after="0" w:line="276" w:lineRule="auto"/>
         <w:rPr>
           <w:rFonts w:ascii="Roboto Mono" w:eastAsia="Roboto Mono" w:hAnsi="Roboto Mono" w:cs="Roboto Mono"/>
         </w:rPr>
@@ -4770,7 +5200,7 @@
           <w:ilvl w:val="0"/>
           <w:numId w:val="9"/>
         </w:numPr>
-        <w:spacing w:after="240"/>
+        <w:spacing w:after="240" w:line="276" w:lineRule="auto"/>
       </w:pPr>
       <w:r>
         <w:rPr>
@@ -4784,7 +5214,7 @@
     </w:p>
     <w:p>
       <w:r>
-        <w:pict w14:anchorId="43D01CBA">
+        <w:pict w14:anchorId="4A34A036">
           <v:rect id="_x0000_i1037" style="width:0;height:1.5pt" o:hralign="center" o:hrstd="t" o:hr="t" fillcolor="#a0a0a0" stroked="f"/>
         </w:pict>
       </w:r>
@@ -4817,51 +5247,77 @@
       </w:pPr>
       <w:r>
         <w:rPr>
-          <w:b/>
-          <w:shd w:val="clear" w:color="auto" w:fill="B7B7B7"/>
-        </w:rPr>
-        <w:t># Source</w:t>
-      </w:r>
-      <w:r>
-        <w:rPr>
-          <w:shd w:val="clear" w:color="auto" w:fill="B7B7B7"/>
-        </w:rPr>
-        <w:t xml:space="preserve">: </w:t>
-      </w:r>
-      <w:r>
-        <w:rPr>
-          <w:b/>
-          <w:shd w:val="clear" w:color="auto" w:fill="B7B7B7"/>
-        </w:rPr>
-        <w:t xml:space="preserve">Chatgpt </w:t>
-      </w:r>
-      <w:r>
-        <w:rPr>
-          <w:b/>
-          <w:sz w:val="14"/>
-          <w:szCs w:val="14"/>
-          <w:shd w:val="clear" w:color="auto" w:fill="B7B7B7"/>
-        </w:rPr>
-        <w:t>(GPT</w:t>
-      </w:r>
-      <w:r>
-        <w:rPr>
-          <w:rFonts w:ascii="Cambria Math" w:hAnsi="Cambria Math" w:cs="Cambria Math"/>
-          <w:b/>
-          <w:sz w:val="14"/>
-          <w:szCs w:val="14"/>
-          <w:shd w:val="clear" w:color="auto" w:fill="B7B7B7"/>
+          <w:rFonts w:ascii="Arial" w:eastAsia="Arial" w:hAnsi="Arial" w:cs="Arial"/>
+          <w:b/>
+          <w:color w:val="000000"/>
+          <w:sz w:val="18"/>
+          <w:highlight w:val="lightGray"/>
+        </w:rPr>
+        <w:t># Source: AI Source: Provided by: [Data Path</w:t>
+      </w:r>
+      <w:r>
+        <w:rPr>
+          <w:rFonts w:ascii="Arial" w:eastAsia="Arial" w:hAnsi="Arial" w:cs="Arial"/>
+          <w:color w:val="000000"/>
+          <w:sz w:val="18"/>
+          <w:highlight w:val="lightGray"/>
+        </w:rPr>
+        <w:t xml:space="preserve">: Persons Table -&gt; ID Column: 1, Name_En Column: Motasem Essam] -&gt; </w:t>
+      </w:r>
+      <w:r>
+        <w:rPr>
+          <w:rFonts w:ascii="Arial" w:eastAsia="Arial" w:hAnsi="Arial" w:cs="Arial"/>
+          <w:b/>
+          <w:color w:val="000000"/>
+          <w:sz w:val="18"/>
+          <w:highlight w:val="lightGray"/>
+        </w:rPr>
+        <w:t>From:</w:t>
+      </w:r>
+      <w:r>
+        <w:rPr>
+          <w:rFonts w:ascii="Arial" w:eastAsia="Arial" w:hAnsi="Arial" w:cs="Arial"/>
+          <w:color w:val="000000"/>
+          <w:sz w:val="18"/>
+          <w:highlight w:val="lightGray"/>
+        </w:rPr>
+        <w:t xml:space="preserve"> [Chatgpt (GPT</w:t>
+      </w:r>
+      <w:r>
+        <w:rPr>
+          <w:rFonts w:ascii="Arial" w:eastAsia="Arial" w:hAnsi="Arial" w:cs="Cambria Math"/>
+          <w:color w:val="000000"/>
+          <w:sz w:val="18"/>
+          <w:highlight w:val="lightGray"/>
         </w:rPr>
         <w:t>‑</w:t>
       </w:r>
       <w:r>
         <w:rPr>
-          <w:b/>
-          <w:sz w:val="14"/>
-          <w:szCs w:val="14"/>
-          <w:shd w:val="clear" w:color="auto" w:fill="B7B7B7"/>
-        </w:rPr>
-        <w:t>5 Mini) at [8/15/2025]</w:t>
+          <w:rFonts w:ascii="Arial" w:eastAsia="Arial" w:hAnsi="Arial" w:cs="Arial"/>
+          <w:color w:val="000000"/>
+          <w:sz w:val="18"/>
+          <w:highlight w:val="lightGray"/>
+        </w:rPr>
+        <w:t xml:space="preserve">5 Mini)] </w:t>
+      </w:r>
+      <w:r>
+        <w:rPr>
+          <w:rFonts w:ascii="Arial" w:eastAsia="Arial" w:hAnsi="Arial" w:cs="Arial"/>
+          <w:b/>
+          <w:color w:val="000000"/>
+          <w:sz w:val="18"/>
+          <w:highlight w:val="lightGray"/>
+        </w:rPr>
+        <w:t>on</w:t>
+      </w:r>
+      <w:r>
+        <w:rPr>
+          <w:rFonts w:ascii="Arial" w:eastAsia="Arial" w:hAnsi="Arial"/>
+          <w:sz w:val="18"/>
+          <w:highlight w:val="lightGray"/>
+        </w:rPr>
+        <w:t xml:space="preserve"> [8/15/2025]</w:t>
       </w:r>
     </w:p>
     <w:p>
@@ -4924,7 +5380,7 @@
           <w:ilvl w:val="0"/>
           <w:numId w:val="5"/>
         </w:numPr>
-        <w:spacing w:before="240"/>
+        <w:spacing w:before="240" w:after="0" w:line="276" w:lineRule="auto"/>
         <w:rPr>
           <w:rFonts w:ascii="Roboto Mono" w:eastAsia="Roboto Mono" w:hAnsi="Roboto Mono" w:cs="Roboto Mono"/>
         </w:rPr>
@@ -4948,6 +5404,7 @@
           <w:ilvl w:val="0"/>
           <w:numId w:val="5"/>
         </w:numPr>
+        <w:spacing w:after="0" w:line="276" w:lineRule="auto"/>
         <w:rPr>
           <w:rFonts w:ascii="Roboto Mono" w:eastAsia="Roboto Mono" w:hAnsi="Roboto Mono" w:cs="Roboto Mono"/>
         </w:rPr>
@@ -4971,6 +5428,7 @@
           <w:ilvl w:val="0"/>
           <w:numId w:val="5"/>
         </w:numPr>
+        <w:spacing w:after="0" w:line="276" w:lineRule="auto"/>
         <w:rPr>
           <w:rFonts w:ascii="Roboto Mono" w:eastAsia="Roboto Mono" w:hAnsi="Roboto Mono" w:cs="Roboto Mono"/>
         </w:rPr>
@@ -4994,7 +5452,7 @@
           <w:ilvl w:val="0"/>
           <w:numId w:val="5"/>
         </w:numPr>
-        <w:spacing w:after="240"/>
+        <w:spacing w:after="240" w:line="276" w:lineRule="auto"/>
       </w:pPr>
       <w:r>
         <w:rPr>
@@ -5008,8 +5466,7 @@
     </w:p>
     <w:p>
       <w:r>
-        <w:lastRenderedPageBreak/>
-        <w:pict w14:anchorId="21EADF91">
+        <w:pict w14:anchorId="5FF31F64">
           <v:rect id="_x0000_i1038" style="width:0;height:1.5pt" o:hralign="center" o:hrstd="t" o:hr="t" fillcolor="#a0a0a0" stroked="f"/>
         </w:pict>
       </w:r>
@@ -5028,58 +5485,83 @@
       </w:pPr>
       <w:r>
         <w:rPr>
-          <w:b/>
-          <w:shd w:val="clear" w:color="auto" w:fill="B7B7B7"/>
-        </w:rPr>
-        <w:t># Source</w:t>
-      </w:r>
-      <w:r>
-        <w:rPr>
-          <w:shd w:val="clear" w:color="auto" w:fill="B7B7B7"/>
-        </w:rPr>
-        <w:t xml:space="preserve">: </w:t>
-      </w:r>
-      <w:r>
-        <w:rPr>
-          <w:b/>
-          <w:shd w:val="clear" w:color="auto" w:fill="B7B7B7"/>
-        </w:rPr>
-        <w:t xml:space="preserve">Chatgpt </w:t>
-      </w:r>
-      <w:r>
-        <w:rPr>
-          <w:b/>
-          <w:sz w:val="14"/>
-          <w:szCs w:val="14"/>
-          <w:shd w:val="clear" w:color="auto" w:fill="B7B7B7"/>
-        </w:rPr>
-        <w:t>(GPT</w:t>
-      </w:r>
-      <w:r>
-        <w:rPr>
-          <w:rFonts w:ascii="Cambria Math" w:hAnsi="Cambria Math" w:cs="Cambria Math"/>
-          <w:b/>
-          <w:sz w:val="14"/>
-          <w:szCs w:val="14"/>
-          <w:shd w:val="clear" w:color="auto" w:fill="B7B7B7"/>
+          <w:rFonts w:ascii="Arial" w:eastAsia="Arial" w:hAnsi="Arial" w:cs="Arial"/>
+          <w:b/>
+          <w:color w:val="000000"/>
+          <w:sz w:val="18"/>
+          <w:highlight w:val="lightGray"/>
+        </w:rPr>
+        <w:t># Source: AI Source: Provided by: [Data Path</w:t>
+      </w:r>
+      <w:r>
+        <w:rPr>
+          <w:rFonts w:ascii="Arial" w:eastAsia="Arial" w:hAnsi="Arial" w:cs="Arial"/>
+          <w:color w:val="000000"/>
+          <w:sz w:val="18"/>
+          <w:highlight w:val="lightGray"/>
+        </w:rPr>
+        <w:t xml:space="preserve">: Persons Table -&gt; ID Column: 1, Name_En Column: Motasem Essam] -&gt; </w:t>
+      </w:r>
+      <w:r>
+        <w:rPr>
+          <w:rFonts w:ascii="Arial" w:eastAsia="Arial" w:hAnsi="Arial" w:cs="Arial"/>
+          <w:b/>
+          <w:color w:val="000000"/>
+          <w:sz w:val="18"/>
+          <w:highlight w:val="lightGray"/>
+        </w:rPr>
+        <w:t>From:</w:t>
+      </w:r>
+      <w:r>
+        <w:rPr>
+          <w:rFonts w:ascii="Arial" w:eastAsia="Arial" w:hAnsi="Arial" w:cs="Arial"/>
+          <w:color w:val="000000"/>
+          <w:sz w:val="18"/>
+          <w:highlight w:val="lightGray"/>
+        </w:rPr>
+        <w:t xml:space="preserve"> [Chatgpt (GPT</w:t>
+      </w:r>
+      <w:r>
+        <w:rPr>
+          <w:rFonts w:ascii="Arial" w:eastAsia="Arial" w:hAnsi="Arial" w:cs="Cambria Math"/>
+          <w:color w:val="000000"/>
+          <w:sz w:val="18"/>
+          <w:highlight w:val="lightGray"/>
         </w:rPr>
         <w:t>‑</w:t>
       </w:r>
       <w:r>
         <w:rPr>
-          <w:b/>
-          <w:sz w:val="14"/>
-          <w:szCs w:val="14"/>
-          <w:shd w:val="clear" w:color="auto" w:fill="B7B7B7"/>
-        </w:rPr>
-        <w:t>5 Mini) at [9/13/2025]</w:t>
-      </w:r>
-    </w:p>
-    <w:p>
-      <w:pPr>
-        <w:rPr>
-          <w:rFonts w:ascii="Roboto Mono" w:hAnsi="Roboto Mono"/>
-          <w:lang w:val="en-US"/>
+          <w:rFonts w:ascii="Arial" w:eastAsia="Arial" w:hAnsi="Arial" w:cs="Arial"/>
+          <w:color w:val="000000"/>
+          <w:sz w:val="18"/>
+          <w:highlight w:val="lightGray"/>
+        </w:rPr>
+        <w:t xml:space="preserve">5 Mini)] </w:t>
+      </w:r>
+      <w:r>
+        <w:rPr>
+          <w:rFonts w:ascii="Arial" w:eastAsia="Arial" w:hAnsi="Arial" w:cs="Arial"/>
+          <w:b/>
+          <w:color w:val="000000"/>
+          <w:sz w:val="18"/>
+          <w:highlight w:val="lightGray"/>
+        </w:rPr>
+        <w:t>on</w:t>
+      </w:r>
+      <w:r>
+        <w:rPr>
+          <w:rFonts w:ascii="Arial" w:eastAsia="Arial" w:hAnsi="Arial"/>
+          <w:sz w:val="18"/>
+          <w:highlight w:val="lightGray"/>
+        </w:rPr>
+        <w:t xml:space="preserve"> [9/13/2025]</w:t>
+      </w:r>
+    </w:p>
+    <w:p>
+      <w:pPr>
+        <w:rPr>
+          <w:rFonts w:ascii="Roboto Mono" w:hAnsi="Roboto Mono"/>
         </w:rPr>
       </w:pPr>
       <w:r>
@@ -5087,14 +5569,12 @@
           <w:rFonts w:ascii="Roboto Mono" w:hAnsi="Roboto Mono"/>
           <w:b/>
           <w:bCs/>
-          <w:lang w:val="en-US"/>
         </w:rPr>
         <w:t>State Transition Testing Coverage</w:t>
       </w:r>
       <w:r>
         <w:rPr>
           <w:rFonts w:ascii="Roboto Mono" w:hAnsi="Roboto Mono"/>
-          <w:lang w:val="en-US"/>
         </w:rPr>
         <w:t xml:space="preserve"> refers to how thoroughly your test cases exercise the </w:t>
       </w:r>
@@ -5103,14 +5583,12 @@
           <w:rFonts w:ascii="Roboto Mono" w:hAnsi="Roboto Mono"/>
           <w:b/>
           <w:bCs/>
-          <w:lang w:val="en-US"/>
         </w:rPr>
         <w:t>states</w:t>
       </w:r>
       <w:r>
         <w:rPr>
           <w:rFonts w:ascii="Roboto Mono" w:hAnsi="Roboto Mono"/>
-          <w:lang w:val="en-US"/>
         </w:rPr>
         <w:t xml:space="preserve"> and </w:t>
       </w:r>
@@ -5119,14 +5597,12 @@
           <w:rFonts w:ascii="Roboto Mono" w:hAnsi="Roboto Mono"/>
           <w:b/>
           <w:bCs/>
-          <w:lang w:val="en-US"/>
         </w:rPr>
         <w:t>transitions</w:t>
       </w:r>
       <w:r>
         <w:rPr>
           <w:rFonts w:ascii="Roboto Mono" w:hAnsi="Roboto Mono"/>
-          <w:lang w:val="en-US"/>
         </w:rPr>
         <w:t xml:space="preserve"> in a state machine model (state diagram or state table).</w:t>
       </w:r>
@@ -5135,13 +5611,11 @@
       <w:pPr>
         <w:rPr>
           <w:rFonts w:ascii="Roboto Mono" w:hAnsi="Roboto Mono"/>
-          <w:lang w:val="en-US"/>
-        </w:rPr>
-      </w:pPr>
-      <w:r>
-        <w:rPr>
-          <w:rFonts w:ascii="Roboto Mono" w:hAnsi="Roboto Mono"/>
-          <w:lang w:val="en-US"/>
+        </w:rPr>
+      </w:pPr>
+      <w:r>
+        <w:rPr>
+          <w:rFonts w:ascii="Roboto Mono" w:hAnsi="Roboto Mono"/>
         </w:rPr>
         <w:t xml:space="preserve">There are </w:t>
       </w:r>
@@ -5150,14 +5624,12 @@
           <w:rFonts w:ascii="Roboto Mono" w:hAnsi="Roboto Mono"/>
           <w:b/>
           <w:bCs/>
-          <w:lang w:val="en-US"/>
         </w:rPr>
         <w:t>three main coverage criteria</w:t>
       </w:r>
       <w:r>
         <w:rPr>
           <w:rFonts w:ascii="Roboto Mono" w:hAnsi="Roboto Mono"/>
-          <w:lang w:val="en-US"/>
         </w:rPr>
         <w:t xml:space="preserve"> (as described in the syllabus):</w:t>
       </w:r>
@@ -5166,27 +5638,23 @@
       <w:pPr>
         <w:rPr>
           <w:rFonts w:ascii="Roboto Mono" w:hAnsi="Roboto Mono"/>
-          <w:lang w:val="en-US"/>
-        </w:rPr>
-      </w:pPr>
-      <w:r>
-        <w:rPr>
-          <w:rFonts w:ascii="Roboto Mono" w:hAnsi="Roboto Mono"/>
-          <w:lang w:val="en-US"/>
+        </w:rPr>
+      </w:pPr>
+      <w:r>
+        <w:rPr>
+          <w:rFonts w:ascii="Roboto Mono" w:hAnsi="Roboto Mono"/>
         </w:rPr>
         <w:t xml:space="preserve">Got it </w:t>
       </w:r>
       <w:r>
         <w:rPr>
           <w:rFonts w:ascii="Segoe UI Emoji" w:hAnsi="Segoe UI Emoji" w:cs="Segoe UI Emoji"/>
-          <w:lang w:val="en-US"/>
         </w:rPr>
         <w:t>👍</w:t>
       </w:r>
       <w:r>
         <w:rPr>
           <w:rFonts w:ascii="Roboto Mono" w:hAnsi="Roboto Mono"/>
-          <w:lang w:val="en-US"/>
         </w:rPr>
         <w:t xml:space="preserve"> Let’s go through </w:t>
       </w:r>
@@ -5195,14 +5663,12 @@
           <w:rFonts w:ascii="Roboto Mono" w:hAnsi="Roboto Mono"/>
           <w:b/>
           <w:bCs/>
-          <w:lang w:val="en-US"/>
         </w:rPr>
         <w:t>State Transition Testing Coverage</w:t>
       </w:r>
       <w:r>
         <w:rPr>
           <w:rFonts w:ascii="Roboto Mono" w:hAnsi="Roboto Mono"/>
-          <w:lang w:val="en-US"/>
         </w:rPr>
         <w:t xml:space="preserve"> again, step by step — clear and structured:</w:t>
       </w:r>
@@ -5211,15 +5677,13 @@
       <w:pPr>
         <w:rPr>
           <w:rFonts w:ascii="Roboto Mono" w:hAnsi="Roboto Mono"/>
-          <w:lang w:val="en-US"/>
-        </w:rPr>
-      </w:pPr>
-      <w:r>
-        <w:rPr>
-          <w:rFonts w:ascii="Roboto Mono" w:hAnsi="Roboto Mono"/>
-          <w:lang w:val="en-US"/>
-        </w:rPr>
-        <w:pict w14:anchorId="4A8F88E7">
+        </w:rPr>
+      </w:pPr>
+      <w:r>
+        <w:rPr>
+          <w:rFonts w:ascii="Roboto Mono" w:hAnsi="Roboto Mono"/>
+        </w:rPr>
+        <w:pict w14:anchorId="0D082F20">
           <v:rect id="_x0000_i1039" style="width:0;height:1.5pt" o:hralign="center" o:hrstd="t" o:hr="t" fillcolor="#a0a0a0" stroked="f"/>
         </w:pict>
       </w:r>
@@ -5230,7 +5694,6 @@
           <w:rFonts w:ascii="Roboto Mono" w:hAnsi="Roboto Mono"/>
           <w:b/>
           <w:bCs/>
-          <w:lang w:val="en-US"/>
         </w:rPr>
       </w:pPr>
       <w:r>
@@ -5238,7 +5701,6 @@
           <w:rFonts w:ascii="Segoe UI Emoji" w:hAnsi="Segoe UI Emoji" w:cs="Segoe UI Emoji"/>
           <w:b/>
           <w:bCs/>
-          <w:lang w:val="en-US"/>
         </w:rPr>
         <w:t>🔹</w:t>
       </w:r>
@@ -5247,7 +5709,6 @@
           <w:rFonts w:ascii="Roboto Mono" w:hAnsi="Roboto Mono"/>
           <w:b/>
           <w:bCs/>
-          <w:lang w:val="en-US"/>
         </w:rPr>
         <w:t xml:space="preserve"> 1. All States Coverage</w:t>
       </w:r>
@@ -5258,9 +5719,9 @@
           <w:ilvl w:val="0"/>
           <w:numId w:val="13"/>
         </w:numPr>
-        <w:rPr>
-          <w:rFonts w:ascii="Roboto Mono" w:hAnsi="Roboto Mono"/>
-          <w:lang w:val="en-US"/>
+        <w:spacing w:after="0" w:line="276" w:lineRule="auto"/>
+        <w:rPr>
+          <w:rFonts w:ascii="Roboto Mono" w:hAnsi="Roboto Mono"/>
         </w:rPr>
       </w:pPr>
       <w:r>
@@ -5268,14 +5729,12 @@
           <w:rFonts w:ascii="Roboto Mono" w:hAnsi="Roboto Mono"/>
           <w:b/>
           <w:bCs/>
-          <w:lang w:val="en-US"/>
         </w:rPr>
         <w:t>Definition</w:t>
       </w:r>
       <w:r>
         <w:rPr>
           <w:rFonts w:ascii="Roboto Mono" w:hAnsi="Roboto Mono"/>
-          <w:lang w:val="en-US"/>
         </w:rPr>
         <w:t>: Every state in the model must be visited by at least one test case.</w:t>
       </w:r>
@@ -5286,9 +5745,9 @@
           <w:ilvl w:val="0"/>
           <w:numId w:val="13"/>
         </w:numPr>
-        <w:rPr>
-          <w:rFonts w:ascii="Roboto Mono" w:hAnsi="Roboto Mono"/>
-          <w:lang w:val="en-US"/>
+        <w:spacing w:after="0" w:line="276" w:lineRule="auto"/>
+        <w:rPr>
+          <w:rFonts w:ascii="Roboto Mono" w:hAnsi="Roboto Mono"/>
         </w:rPr>
       </w:pPr>
       <w:r>
@@ -5296,14 +5755,12 @@
           <w:rFonts w:ascii="Roboto Mono" w:hAnsi="Roboto Mono"/>
           <w:b/>
           <w:bCs/>
-          <w:lang w:val="en-US"/>
         </w:rPr>
         <w:t>Goal</w:t>
       </w:r>
       <w:r>
         <w:rPr>
           <w:rFonts w:ascii="Roboto Mono" w:hAnsi="Roboto Mono"/>
-          <w:lang w:val="en-US"/>
         </w:rPr>
         <w:t>: Ensure that all states can be reached.</w:t>
       </w:r>
@@ -5314,9 +5771,9 @@
           <w:ilvl w:val="0"/>
           <w:numId w:val="13"/>
         </w:numPr>
-        <w:rPr>
-          <w:rFonts w:ascii="Roboto Mono" w:hAnsi="Roboto Mono"/>
-          <w:lang w:val="en-US"/>
+        <w:spacing w:after="0" w:line="276" w:lineRule="auto"/>
+        <w:rPr>
+          <w:rFonts w:ascii="Roboto Mono" w:hAnsi="Roboto Mono"/>
         </w:rPr>
       </w:pPr>
       <w:r>
@@ -5324,14 +5781,12 @@
           <w:rFonts w:ascii="Roboto Mono" w:hAnsi="Roboto Mono"/>
           <w:b/>
           <w:bCs/>
-          <w:lang w:val="en-US"/>
         </w:rPr>
         <w:t>Strength</w:t>
       </w:r>
       <w:r>
         <w:rPr>
           <w:rFonts w:ascii="Roboto Mono" w:hAnsi="Roboto Mono"/>
-          <w:lang w:val="en-US"/>
         </w:rPr>
         <w:t>: Weakest coverage type.</w:t>
       </w:r>
@@ -5342,9 +5797,9 @@
           <w:ilvl w:val="0"/>
           <w:numId w:val="13"/>
         </w:numPr>
-        <w:rPr>
-          <w:rFonts w:ascii="Roboto Mono" w:hAnsi="Roboto Mono"/>
-          <w:lang w:val="en-US"/>
+        <w:spacing w:after="0" w:line="276" w:lineRule="auto"/>
+        <w:rPr>
+          <w:rFonts w:ascii="Roboto Mono" w:hAnsi="Roboto Mono"/>
         </w:rPr>
       </w:pPr>
       <w:r>
@@ -5352,14 +5807,12 @@
           <w:rFonts w:ascii="Roboto Mono" w:hAnsi="Roboto Mono"/>
           <w:b/>
           <w:bCs/>
-          <w:lang w:val="en-US"/>
         </w:rPr>
         <w:t>Formula</w:t>
       </w:r>
       <w:r>
         <w:rPr>
           <w:rFonts w:ascii="Roboto Mono" w:hAnsi="Roboto Mono"/>
-          <w:lang w:val="en-US"/>
         </w:rPr>
         <w:t>:</w:t>
       </w:r>
@@ -5368,7 +5821,6 @@
       <w:pPr>
         <w:rPr>
           <w:rFonts w:ascii="Roboto Mono" w:hAnsi="Roboto Mono"/>
-          <w:lang w:val="en-US"/>
         </w:rPr>
       </w:pPr>
       <w:r>
@@ -5376,7 +5828,7 @@
           <w:noProof/>
         </w:rPr>
         <w:drawing>
-          <wp:inline distT="0" distB="0" distL="0" distR="0" wp14:anchorId="386C124A" wp14:editId="250679C0">
+          <wp:inline distT="0" distB="0" distL="0" distR="0" wp14:anchorId="5AB5A5C0" wp14:editId="05A4ADBD">
             <wp:extent cx="4019550" cy="876300"/>
             <wp:effectExtent l="0" t="0" r="0" b="0"/>
             <wp:docPr id="461565557" name="Picture 1"/>
@@ -5416,13 +5868,11 @@
       <w:pPr>
         <w:rPr>
           <w:rFonts w:ascii="Roboto Mono" w:hAnsi="Roboto Mono"/>
-          <w:lang w:val="en-US"/>
-        </w:rPr>
-      </w:pPr>
-      <w:r>
-        <w:rPr>
-          <w:rFonts w:ascii="Roboto Mono" w:hAnsi="Roboto Mono"/>
-          <w:lang w:val="en-US"/>
+        </w:rPr>
+      </w:pPr>
+      <w:r>
+        <w:rPr>
+          <w:rFonts w:ascii="Roboto Mono" w:hAnsi="Roboto Mono"/>
         </w:rPr>
         <w:t xml:space="preserve">Coverage %=States exercisedTotal states×100\text{Coverage \%} = \frac{\text{States exercised}}{\text{Total states}} \times 100 </w:t>
       </w:r>
@@ -5431,15 +5881,13 @@
       <w:pPr>
         <w:rPr>
           <w:rFonts w:ascii="Roboto Mono" w:hAnsi="Roboto Mono"/>
-          <w:lang w:val="en-US"/>
-        </w:rPr>
-      </w:pPr>
-      <w:r>
-        <w:rPr>
-          <w:rFonts w:ascii="Roboto Mono" w:hAnsi="Roboto Mono"/>
-          <w:lang w:val="en-US"/>
-        </w:rPr>
-        <w:pict w14:anchorId="7F83EDD7">
+        </w:rPr>
+      </w:pPr>
+      <w:r>
+        <w:rPr>
+          <w:rFonts w:ascii="Roboto Mono" w:hAnsi="Roboto Mono"/>
+        </w:rPr>
+        <w:pict w14:anchorId="0E049267">
           <v:rect id="_x0000_i1040" style="width:0;height:1.5pt" o:hralign="center" o:hrstd="t" o:hr="t" fillcolor="#a0a0a0" stroked="f"/>
         </w:pict>
       </w:r>
@@ -5450,7 +5898,6 @@
           <w:rFonts w:ascii="Roboto Mono" w:hAnsi="Roboto Mono"/>
           <w:b/>
           <w:bCs/>
-          <w:lang w:val="en-US"/>
         </w:rPr>
       </w:pPr>
       <w:r>
@@ -5458,7 +5905,6 @@
           <w:rFonts w:ascii="Segoe UI Emoji" w:hAnsi="Segoe UI Emoji" w:cs="Segoe UI Emoji"/>
           <w:b/>
           <w:bCs/>
-          <w:lang w:val="en-US"/>
         </w:rPr>
         <w:t>🔹</w:t>
       </w:r>
@@ -5467,7 +5913,6 @@
           <w:rFonts w:ascii="Roboto Mono" w:hAnsi="Roboto Mono"/>
           <w:b/>
           <w:bCs/>
-          <w:lang w:val="en-US"/>
         </w:rPr>
         <w:t xml:space="preserve"> 2. Valid Transitions Coverage (0-Switch Coverage)</w:t>
       </w:r>
@@ -5478,9 +5923,9 @@
           <w:ilvl w:val="0"/>
           <w:numId w:val="14"/>
         </w:numPr>
-        <w:rPr>
-          <w:rFonts w:ascii="Roboto Mono" w:hAnsi="Roboto Mono"/>
-          <w:lang w:val="en-US"/>
+        <w:spacing w:after="0" w:line="276" w:lineRule="auto"/>
+        <w:rPr>
+          <w:rFonts w:ascii="Roboto Mono" w:hAnsi="Roboto Mono"/>
         </w:rPr>
       </w:pPr>
       <w:r>
@@ -5488,14 +5933,12 @@
           <w:rFonts w:ascii="Roboto Mono" w:hAnsi="Roboto Mono"/>
           <w:b/>
           <w:bCs/>
-          <w:lang w:val="en-US"/>
         </w:rPr>
         <w:t>Definition</w:t>
       </w:r>
       <w:r>
         <w:rPr>
           <w:rFonts w:ascii="Roboto Mono" w:hAnsi="Roboto Mono"/>
-          <w:lang w:val="en-US"/>
         </w:rPr>
         <w:t xml:space="preserve">: Every </w:t>
       </w:r>
@@ -5504,14 +5947,12 @@
           <w:rFonts w:ascii="Roboto Mono" w:hAnsi="Roboto Mono"/>
           <w:b/>
           <w:bCs/>
-          <w:lang w:val="en-US"/>
         </w:rPr>
         <w:t>valid transition</w:t>
       </w:r>
       <w:r>
         <w:rPr>
           <w:rFonts w:ascii="Roboto Mono" w:hAnsi="Roboto Mono"/>
-          <w:lang w:val="en-US"/>
         </w:rPr>
         <w:t xml:space="preserve"> (allowed movement from one state to another) must be executed by at least one test case.</w:t>
       </w:r>
@@ -5522,9 +5963,9 @@
           <w:ilvl w:val="0"/>
           <w:numId w:val="14"/>
         </w:numPr>
-        <w:rPr>
-          <w:rFonts w:ascii="Roboto Mono" w:hAnsi="Roboto Mono"/>
-          <w:lang w:val="en-US"/>
+        <w:spacing w:after="0" w:line="276" w:lineRule="auto"/>
+        <w:rPr>
+          <w:rFonts w:ascii="Roboto Mono" w:hAnsi="Roboto Mono"/>
         </w:rPr>
       </w:pPr>
       <w:r>
@@ -5532,14 +5973,12 @@
           <w:rFonts w:ascii="Roboto Mono" w:hAnsi="Roboto Mono"/>
           <w:b/>
           <w:bCs/>
-          <w:lang w:val="en-US"/>
         </w:rPr>
         <w:t>Goal</w:t>
       </w:r>
       <w:r>
         <w:rPr>
           <w:rFonts w:ascii="Roboto Mono" w:hAnsi="Roboto Mono"/>
-          <w:lang w:val="en-US"/>
         </w:rPr>
         <w:t>: Ensure the system moves correctly between states.</w:t>
       </w:r>
@@ -5550,9 +5989,9 @@
           <w:ilvl w:val="0"/>
           <w:numId w:val="14"/>
         </w:numPr>
-        <w:rPr>
-          <w:rFonts w:ascii="Roboto Mono" w:hAnsi="Roboto Mono"/>
-          <w:lang w:val="en-US"/>
+        <w:spacing w:after="0" w:line="276" w:lineRule="auto"/>
+        <w:rPr>
+          <w:rFonts w:ascii="Roboto Mono" w:hAnsi="Roboto Mono"/>
         </w:rPr>
       </w:pPr>
       <w:r>
@@ -5560,14 +5999,12 @@
           <w:rFonts w:ascii="Roboto Mono" w:hAnsi="Roboto Mono"/>
           <w:b/>
           <w:bCs/>
-          <w:lang w:val="en-US"/>
         </w:rPr>
         <w:t>Strength</w:t>
       </w:r>
       <w:r>
         <w:rPr>
           <w:rFonts w:ascii="Roboto Mono" w:hAnsi="Roboto Mono"/>
-          <w:lang w:val="en-US"/>
         </w:rPr>
         <w:t>: Stronger than state coverage.</w:t>
       </w:r>
@@ -5578,9 +6015,9 @@
           <w:ilvl w:val="0"/>
           <w:numId w:val="14"/>
         </w:numPr>
-        <w:rPr>
-          <w:rFonts w:ascii="Roboto Mono" w:hAnsi="Roboto Mono"/>
-          <w:lang w:val="en-US"/>
+        <w:spacing w:after="0" w:line="276" w:lineRule="auto"/>
+        <w:rPr>
+          <w:rFonts w:ascii="Roboto Mono" w:hAnsi="Roboto Mono"/>
         </w:rPr>
       </w:pPr>
       <w:r>
@@ -5588,14 +6025,12 @@
           <w:rFonts w:ascii="Roboto Mono" w:hAnsi="Roboto Mono"/>
           <w:b/>
           <w:bCs/>
-          <w:lang w:val="en-US"/>
         </w:rPr>
         <w:t>Bonus</w:t>
       </w:r>
       <w:r>
         <w:rPr>
           <w:rFonts w:ascii="Roboto Mono" w:hAnsi="Roboto Mono"/>
-          <w:lang w:val="en-US"/>
         </w:rPr>
         <w:t xml:space="preserve">: Achieving this also guarantees </w:t>
       </w:r>
@@ -5604,14 +6039,12 @@
           <w:rFonts w:ascii="Roboto Mono" w:hAnsi="Roboto Mono"/>
           <w:b/>
           <w:bCs/>
-          <w:lang w:val="en-US"/>
         </w:rPr>
         <w:t>All States Coverage</w:t>
       </w:r>
       <w:r>
         <w:rPr>
           <w:rFonts w:ascii="Roboto Mono" w:hAnsi="Roboto Mono"/>
-          <w:lang w:val="en-US"/>
         </w:rPr>
         <w:t>.</w:t>
       </w:r>
@@ -5622,9 +6055,9 @@
           <w:ilvl w:val="0"/>
           <w:numId w:val="14"/>
         </w:numPr>
-        <w:rPr>
-          <w:rFonts w:ascii="Roboto Mono" w:hAnsi="Roboto Mono"/>
-          <w:lang w:val="en-US"/>
+        <w:spacing w:after="0" w:line="276" w:lineRule="auto"/>
+        <w:rPr>
+          <w:rFonts w:ascii="Roboto Mono" w:hAnsi="Roboto Mono"/>
         </w:rPr>
       </w:pPr>
       <w:r>
@@ -5632,14 +6065,12 @@
           <w:rFonts w:ascii="Roboto Mono" w:hAnsi="Roboto Mono"/>
           <w:b/>
           <w:bCs/>
-          <w:lang w:val="en-US"/>
         </w:rPr>
         <w:t>Formula</w:t>
       </w:r>
       <w:r>
         <w:rPr>
           <w:rFonts w:ascii="Roboto Mono" w:hAnsi="Roboto Mono"/>
-          <w:lang w:val="en-US"/>
         </w:rPr>
         <w:t>:</w:t>
       </w:r>
@@ -5648,7 +6079,6 @@
       <w:pPr>
         <w:rPr>
           <w:rFonts w:ascii="Roboto Mono" w:hAnsi="Roboto Mono"/>
-          <w:lang w:val="en-US"/>
         </w:rPr>
       </w:pPr>
       <w:r>
@@ -5656,7 +6086,7 @@
           <w:noProof/>
         </w:rPr>
         <w:drawing>
-          <wp:inline distT="0" distB="0" distL="0" distR="0" wp14:anchorId="04797E90" wp14:editId="43F91C8D">
+          <wp:inline distT="0" distB="0" distL="0" distR="0" wp14:anchorId="19A9F039" wp14:editId="277175E7">
             <wp:extent cx="5124450" cy="723900"/>
             <wp:effectExtent l="0" t="0" r="0" b="0"/>
             <wp:docPr id="2045471642" name="Picture 1"/>
@@ -5696,13 +6126,11 @@
       <w:pPr>
         <w:rPr>
           <w:rFonts w:ascii="Roboto Mono" w:hAnsi="Roboto Mono"/>
-          <w:lang w:val="en-US"/>
-        </w:rPr>
-      </w:pPr>
-      <w:r>
-        <w:rPr>
-          <w:rFonts w:ascii="Roboto Mono" w:hAnsi="Roboto Mono"/>
-          <w:lang w:val="en-US"/>
+        </w:rPr>
+      </w:pPr>
+      <w:r>
+        <w:rPr>
+          <w:rFonts w:ascii="Roboto Mono" w:hAnsi="Roboto Mono"/>
         </w:rPr>
         <w:t xml:space="preserve">Coverage %=Valid transitions exercisedTotal valid transitions×100\text{Coverage \%} = \frac{\text{Valid transitions exercised}}{\text{Total valid transitions}} \times 100 </w:t>
       </w:r>
@@ -5711,16 +6139,13 @@
       <w:pPr>
         <w:rPr>
           <w:rFonts w:ascii="Roboto Mono" w:hAnsi="Roboto Mono"/>
-          <w:lang w:val="en-US"/>
-        </w:rPr>
-      </w:pPr>
-      <w:r>
-        <w:rPr>
-          <w:rFonts w:ascii="Roboto Mono" w:hAnsi="Roboto Mono"/>
-          <w:lang w:val="en-US"/>
-        </w:rPr>
-        <w:lastRenderedPageBreak/>
-        <w:pict w14:anchorId="03484ED7">
+        </w:rPr>
+      </w:pPr>
+      <w:r>
+        <w:rPr>
+          <w:rFonts w:ascii="Roboto Mono" w:hAnsi="Roboto Mono"/>
+        </w:rPr>
+        <w:pict w14:anchorId="60714099">
           <v:rect id="_x0000_i1041" style="width:0;height:1.5pt" o:hralign="center" o:hrstd="t" o:hr="t" fillcolor="#a0a0a0" stroked="f"/>
         </w:pict>
       </w:r>
@@ -5731,7 +6156,6 @@
           <w:rFonts w:ascii="Roboto Mono" w:hAnsi="Roboto Mono"/>
           <w:b/>
           <w:bCs/>
-          <w:lang w:val="en-US"/>
         </w:rPr>
       </w:pPr>
       <w:r>
@@ -5739,7 +6163,6 @@
           <w:rFonts w:ascii="Segoe UI Emoji" w:hAnsi="Segoe UI Emoji" w:cs="Segoe UI Emoji"/>
           <w:b/>
           <w:bCs/>
-          <w:lang w:val="en-US"/>
         </w:rPr>
         <w:t>🔹</w:t>
       </w:r>
@@ -5748,7 +6171,6 @@
           <w:rFonts w:ascii="Roboto Mono" w:hAnsi="Roboto Mono"/>
           <w:b/>
           <w:bCs/>
-          <w:lang w:val="en-US"/>
         </w:rPr>
         <w:t xml:space="preserve"> 3. All Transitions Coverage</w:t>
       </w:r>
@@ -5759,9 +6181,9 @@
           <w:ilvl w:val="0"/>
           <w:numId w:val="15"/>
         </w:numPr>
-        <w:rPr>
-          <w:rFonts w:ascii="Roboto Mono" w:hAnsi="Roboto Mono"/>
-          <w:lang w:val="en-US"/>
+        <w:spacing w:after="0" w:line="276" w:lineRule="auto"/>
+        <w:rPr>
+          <w:rFonts w:ascii="Roboto Mono" w:hAnsi="Roboto Mono"/>
         </w:rPr>
       </w:pPr>
       <w:r>
@@ -5769,14 +6191,12 @@
           <w:rFonts w:ascii="Roboto Mono" w:hAnsi="Roboto Mono"/>
           <w:b/>
           <w:bCs/>
-          <w:lang w:val="en-US"/>
         </w:rPr>
         <w:t>Definition</w:t>
       </w:r>
       <w:r>
         <w:rPr>
           <w:rFonts w:ascii="Roboto Mono" w:hAnsi="Roboto Mono"/>
-          <w:lang w:val="en-US"/>
         </w:rPr>
         <w:t xml:space="preserve">: Every </w:t>
       </w:r>
@@ -5785,14 +6205,12 @@
           <w:rFonts w:ascii="Roboto Mono" w:hAnsi="Roboto Mono"/>
           <w:b/>
           <w:bCs/>
-          <w:lang w:val="en-US"/>
         </w:rPr>
         <w:t>valid transition</w:t>
       </w:r>
       <w:r>
         <w:rPr>
           <w:rFonts w:ascii="Roboto Mono" w:hAnsi="Roboto Mono"/>
-          <w:lang w:val="en-US"/>
         </w:rPr>
         <w:t xml:space="preserve"> must be executed, and every </w:t>
       </w:r>
@@ -5801,14 +6219,12 @@
           <w:rFonts w:ascii="Roboto Mono" w:hAnsi="Roboto Mono"/>
           <w:b/>
           <w:bCs/>
-          <w:lang w:val="en-US"/>
         </w:rPr>
         <w:t>invalid transition</w:t>
       </w:r>
       <w:r>
         <w:rPr>
           <w:rFonts w:ascii="Roboto Mono" w:hAnsi="Roboto Mono"/>
-          <w:lang w:val="en-US"/>
         </w:rPr>
         <w:t xml:space="preserve"> must be attempted.</w:t>
       </w:r>
@@ -5819,9 +6235,9 @@
           <w:ilvl w:val="0"/>
           <w:numId w:val="15"/>
         </w:numPr>
-        <w:rPr>
-          <w:rFonts w:ascii="Roboto Mono" w:hAnsi="Roboto Mono"/>
-          <w:lang w:val="en-US"/>
+        <w:spacing w:after="0" w:line="276" w:lineRule="auto"/>
+        <w:rPr>
+          <w:rFonts w:ascii="Roboto Mono" w:hAnsi="Roboto Mono"/>
         </w:rPr>
       </w:pPr>
       <w:r>
@@ -5829,14 +6245,12 @@
           <w:rFonts w:ascii="Roboto Mono" w:hAnsi="Roboto Mono"/>
           <w:b/>
           <w:bCs/>
-          <w:lang w:val="en-US"/>
         </w:rPr>
         <w:t>Goal</w:t>
       </w:r>
       <w:r>
         <w:rPr>
           <w:rFonts w:ascii="Roboto Mono" w:hAnsi="Roboto Mono"/>
-          <w:lang w:val="en-US"/>
         </w:rPr>
         <w:t>: Ensure the system correctly handles valid and invalid movements.</w:t>
       </w:r>
@@ -5847,9 +6261,9 @@
           <w:ilvl w:val="0"/>
           <w:numId w:val="15"/>
         </w:numPr>
-        <w:rPr>
-          <w:rFonts w:ascii="Roboto Mono" w:hAnsi="Roboto Mono"/>
-          <w:lang w:val="en-US"/>
+        <w:spacing w:after="0" w:line="276" w:lineRule="auto"/>
+        <w:rPr>
+          <w:rFonts w:ascii="Roboto Mono" w:hAnsi="Roboto Mono"/>
         </w:rPr>
       </w:pPr>
       <w:r>
@@ -5857,14 +6271,12 @@
           <w:rFonts w:ascii="Roboto Mono" w:hAnsi="Roboto Mono"/>
           <w:b/>
           <w:bCs/>
-          <w:lang w:val="en-US"/>
         </w:rPr>
         <w:t>Strength</w:t>
       </w:r>
       <w:r>
         <w:rPr>
           <w:rFonts w:ascii="Roboto Mono" w:hAnsi="Roboto Mono"/>
-          <w:lang w:val="en-US"/>
         </w:rPr>
         <w:t>: Strongest coverage type.</w:t>
       </w:r>
@@ -5875,9 +6287,9 @@
           <w:ilvl w:val="0"/>
           <w:numId w:val="15"/>
         </w:numPr>
-        <w:rPr>
-          <w:rFonts w:ascii="Roboto Mono" w:hAnsi="Roboto Mono"/>
-          <w:lang w:val="en-US"/>
+        <w:spacing w:after="0" w:line="276" w:lineRule="auto"/>
+        <w:rPr>
+          <w:rFonts w:ascii="Roboto Mono" w:hAnsi="Roboto Mono"/>
         </w:rPr>
       </w:pPr>
       <w:r>
@@ -5885,14 +6297,12 @@
           <w:rFonts w:ascii="Roboto Mono" w:hAnsi="Roboto Mono"/>
           <w:b/>
           <w:bCs/>
-          <w:lang w:val="en-US"/>
         </w:rPr>
         <w:t>Note</w:t>
       </w:r>
       <w:r>
         <w:rPr>
           <w:rFonts w:ascii="Roboto Mono" w:hAnsi="Roboto Mono"/>
-          <w:lang w:val="en-US"/>
         </w:rPr>
         <w:t xml:space="preserve">: Especially required in </w:t>
       </w:r>
@@ -5901,14 +6311,12 @@
           <w:rFonts w:ascii="Roboto Mono" w:hAnsi="Roboto Mono"/>
           <w:b/>
           <w:bCs/>
-          <w:lang w:val="en-US"/>
         </w:rPr>
         <w:t>safety-critical systems</w:t>
       </w:r>
       <w:r>
         <w:rPr>
           <w:rFonts w:ascii="Roboto Mono" w:hAnsi="Roboto Mono"/>
-          <w:lang w:val="en-US"/>
         </w:rPr>
         <w:t>.</w:t>
       </w:r>
@@ -5919,9 +6327,9 @@
           <w:ilvl w:val="0"/>
           <w:numId w:val="15"/>
         </w:numPr>
-        <w:rPr>
-          <w:rFonts w:ascii="Roboto Mono" w:hAnsi="Roboto Mono"/>
-          <w:lang w:val="en-US"/>
+        <w:spacing w:after="0" w:line="276" w:lineRule="auto"/>
+        <w:rPr>
+          <w:rFonts w:ascii="Roboto Mono" w:hAnsi="Roboto Mono"/>
         </w:rPr>
       </w:pPr>
       <w:r>
@@ -5929,14 +6337,12 @@
           <w:rFonts w:ascii="Roboto Mono" w:hAnsi="Roboto Mono"/>
           <w:b/>
           <w:bCs/>
-          <w:lang w:val="en-US"/>
         </w:rPr>
         <w:t>Formula</w:t>
       </w:r>
       <w:r>
         <w:rPr>
           <w:rFonts w:ascii="Roboto Mono" w:hAnsi="Roboto Mono"/>
-          <w:lang w:val="en-US"/>
         </w:rPr>
         <w:t>:</w:t>
       </w:r>
@@ -5945,7 +6351,6 @@
       <w:pPr>
         <w:rPr>
           <w:rFonts w:ascii="Roboto Mono" w:hAnsi="Roboto Mono"/>
-          <w:lang w:val="en-US"/>
         </w:rPr>
       </w:pPr>
       <w:r>
@@ -5953,7 +6358,7 @@
           <w:noProof/>
         </w:rPr>
         <w:drawing>
-          <wp:inline distT="0" distB="0" distL="0" distR="0" wp14:anchorId="46C91694" wp14:editId="2B73FEF0">
+          <wp:inline distT="0" distB="0" distL="0" distR="0" wp14:anchorId="46C4E56D" wp14:editId="0AA25D85">
             <wp:extent cx="5943600" cy="712470"/>
             <wp:effectExtent l="0" t="0" r="0" b="0"/>
             <wp:docPr id="1947300841" name="Picture 1"/>
@@ -5993,13 +6398,11 @@
       <w:pPr>
         <w:rPr>
           <w:rFonts w:ascii="Roboto Mono" w:hAnsi="Roboto Mono"/>
-          <w:lang w:val="en-US"/>
-        </w:rPr>
-      </w:pPr>
-      <w:r>
-        <w:rPr>
-          <w:rFonts w:ascii="Roboto Mono" w:hAnsi="Roboto Mono"/>
-          <w:lang w:val="en-US"/>
+        </w:rPr>
+      </w:pPr>
+      <w:r>
+        <w:rPr>
+          <w:rFonts w:ascii="Roboto Mono" w:hAnsi="Roboto Mono"/>
         </w:rPr>
         <w:t xml:space="preserve">Coverage %=(Valid + Invalid transitions exercised)Total (Valid + Invalid transitions)×100\text{Coverage \%} = \frac{\text{(Valid + Invalid transitions exercised)}}{\text{Total (Valid + Invalid transitions)}} \times 100 </w:t>
       </w:r>
@@ -6008,15 +6411,13 @@
       <w:pPr>
         <w:rPr>
           <w:rFonts w:ascii="Roboto Mono" w:hAnsi="Roboto Mono"/>
-          <w:lang w:val="en-US"/>
-        </w:rPr>
-      </w:pPr>
-      <w:r>
-        <w:rPr>
-          <w:rFonts w:ascii="Roboto Mono" w:hAnsi="Roboto Mono"/>
-          <w:lang w:val="en-US"/>
-        </w:rPr>
-        <w:pict w14:anchorId="080539CB">
+        </w:rPr>
+      </w:pPr>
+      <w:r>
+        <w:rPr>
+          <w:rFonts w:ascii="Roboto Mono" w:hAnsi="Roboto Mono"/>
+        </w:rPr>
+        <w:pict w14:anchorId="73C81CD9">
           <v:rect id="_x0000_i1042" style="width:0;height:1.5pt" o:hralign="center" o:hrstd="t" o:hr="t" fillcolor="#a0a0a0" stroked="f"/>
         </w:pict>
       </w:r>
@@ -6025,20 +6426,17 @@
       <w:pPr>
         <w:rPr>
           <w:rFonts w:ascii="Roboto Mono" w:hAnsi="Roboto Mono"/>
-          <w:lang w:val="en-US"/>
         </w:rPr>
       </w:pPr>
       <w:r>
         <w:rPr>
           <w:rFonts w:ascii="Segoe UI Emoji" w:hAnsi="Segoe UI Emoji" w:cs="Segoe UI Emoji"/>
-          <w:lang w:val="en-US"/>
         </w:rPr>
         <w:t>✅</w:t>
       </w:r>
       <w:r>
         <w:rPr>
           <w:rFonts w:ascii="Roboto Mono" w:hAnsi="Roboto Mono"/>
-          <w:lang w:val="en-US"/>
         </w:rPr>
         <w:t xml:space="preserve"> </w:t>
       </w:r>
@@ -6047,14 +6445,12 @@
           <w:rFonts w:ascii="Roboto Mono" w:hAnsi="Roboto Mono"/>
           <w:b/>
           <w:bCs/>
-          <w:lang w:val="en-US"/>
         </w:rPr>
         <w:t>Comparison of Strength</w:t>
       </w:r>
       <w:r>
         <w:rPr>
           <w:rFonts w:ascii="Roboto Mono" w:hAnsi="Roboto Mono"/>
-          <w:lang w:val="en-US"/>
         </w:rPr>
         <w:t>:</w:t>
       </w:r>
@@ -6065,9 +6461,9 @@
           <w:ilvl w:val="0"/>
           <w:numId w:val="16"/>
         </w:numPr>
-        <w:rPr>
-          <w:rFonts w:ascii="Roboto Mono" w:hAnsi="Roboto Mono"/>
-          <w:lang w:val="en-US"/>
+        <w:spacing w:after="0" w:line="276" w:lineRule="auto"/>
+        <w:rPr>
+          <w:rFonts w:ascii="Roboto Mono" w:hAnsi="Roboto Mono"/>
         </w:rPr>
       </w:pPr>
       <w:r>
@@ -6075,27 +6471,21 @@
           <w:rFonts w:ascii="Roboto Mono" w:hAnsi="Roboto Mono"/>
           <w:b/>
           <w:bCs/>
-          <w:lang w:val="en-US"/>
         </w:rPr>
         <w:t>All States Coverage</w:t>
       </w:r>
       <w:r>
         <w:rPr>
           <w:rFonts w:ascii="Roboto Mono" w:hAnsi="Roboto Mono"/>
-          <w:lang w:val="en-US"/>
         </w:rPr>
         <w:t xml:space="preserve"> </w:t>
       </w:r>
       <w:r>
-        <w:rPr>
-          <w:lang w:val="en-US"/>
-        </w:rPr>
         <w:t>→</w:t>
       </w:r>
       <w:r>
         <w:rPr>
           <w:rFonts w:ascii="Roboto Mono" w:hAnsi="Roboto Mono"/>
-          <w:lang w:val="en-US"/>
         </w:rPr>
         <w:t xml:space="preserve"> weakest.</w:t>
       </w:r>
@@ -6106,9 +6496,9 @@
           <w:ilvl w:val="0"/>
           <w:numId w:val="16"/>
         </w:numPr>
-        <w:rPr>
-          <w:rFonts w:ascii="Roboto Mono" w:hAnsi="Roboto Mono"/>
-          <w:lang w:val="en-US"/>
+        <w:spacing w:after="0" w:line="276" w:lineRule="auto"/>
+        <w:rPr>
+          <w:rFonts w:ascii="Roboto Mono" w:hAnsi="Roboto Mono"/>
         </w:rPr>
       </w:pPr>
       <w:r>
@@ -6116,27 +6506,21 @@
           <w:rFonts w:ascii="Roboto Mono" w:hAnsi="Roboto Mono"/>
           <w:b/>
           <w:bCs/>
-          <w:lang w:val="en-US"/>
         </w:rPr>
         <w:t>Valid Transitions Coverage</w:t>
       </w:r>
       <w:r>
         <w:rPr>
           <w:rFonts w:ascii="Roboto Mono" w:hAnsi="Roboto Mono"/>
-          <w:lang w:val="en-US"/>
         </w:rPr>
         <w:t xml:space="preserve"> </w:t>
       </w:r>
       <w:r>
-        <w:rPr>
-          <w:lang w:val="en-US"/>
-        </w:rPr>
         <w:t>→</w:t>
       </w:r>
       <w:r>
         <w:rPr>
           <w:rFonts w:ascii="Roboto Mono" w:hAnsi="Roboto Mono"/>
-          <w:lang w:val="en-US"/>
         </w:rPr>
         <w:t xml:space="preserve"> stronger, includes state coverage.</w:t>
       </w:r>
@@ -6147,9 +6531,9 @@
           <w:ilvl w:val="0"/>
           <w:numId w:val="16"/>
         </w:numPr>
-        <w:rPr>
-          <w:rFonts w:ascii="Roboto Mono" w:hAnsi="Roboto Mono"/>
-          <w:lang w:val="en-US"/>
+        <w:spacing w:after="0" w:line="276" w:lineRule="auto"/>
+        <w:rPr>
+          <w:rFonts w:ascii="Roboto Mono" w:hAnsi="Roboto Mono"/>
         </w:rPr>
       </w:pPr>
       <w:r>
@@ -6157,27 +6541,21 @@
           <w:rFonts w:ascii="Roboto Mono" w:hAnsi="Roboto Mono"/>
           <w:b/>
           <w:bCs/>
-          <w:lang w:val="en-US"/>
         </w:rPr>
         <w:t>All Transitions Coverage</w:t>
       </w:r>
       <w:r>
         <w:rPr>
           <w:rFonts w:ascii="Roboto Mono" w:hAnsi="Roboto Mono"/>
-          <w:lang w:val="en-US"/>
         </w:rPr>
         <w:t xml:space="preserve"> </w:t>
       </w:r>
       <w:r>
-        <w:rPr>
-          <w:lang w:val="en-US"/>
-        </w:rPr>
         <w:t>→</w:t>
       </w:r>
       <w:r>
         <w:rPr>
           <w:rFonts w:ascii="Roboto Mono" w:hAnsi="Roboto Mono"/>
-          <w:lang w:val="en-US"/>
         </w:rPr>
         <w:t xml:space="preserve"> strongest, includes both states + valid transitions.</w:t>
       </w:r>
@@ -6186,15 +6564,13 @@
       <w:pPr>
         <w:rPr>
           <w:rFonts w:ascii="Roboto Mono" w:hAnsi="Roboto Mono"/>
-          <w:lang w:val="en-US"/>
-        </w:rPr>
-      </w:pPr>
-      <w:r>
-        <w:rPr>
-          <w:rFonts w:ascii="Roboto Mono" w:hAnsi="Roboto Mono"/>
-          <w:lang w:val="en-US"/>
-        </w:rPr>
-        <w:pict w14:anchorId="4B86D041">
+        </w:rPr>
+      </w:pPr>
+      <w:r>
+        <w:rPr>
+          <w:rFonts w:ascii="Roboto Mono" w:hAnsi="Roboto Mono"/>
+        </w:rPr>
+        <w:pict w14:anchorId="5F07A6EB">
           <v:rect id="_x0000_i1043" style="width:0;height:1.5pt" o:hralign="center" o:hrstd="t" o:hr="t" fillcolor="#a0a0a0" stroked="f"/>
         </w:pict>
       </w:r>
@@ -6203,16 +6579,16 @@
       <w:pPr>
         <w:rPr>
           <w:rFonts w:ascii="Roboto Mono" w:hAnsi="Roboto Mono"/>
-          <w:lang w:val="en-US"/>
-        </w:rPr>
-      </w:pPr>
-    </w:p>
+        </w:rPr>
+      </w:pPr>
+    </w:p>
+    <w:p/>
     <w:p/>
     <w:sectPr>
       <w:pgSz w:w="12240" w:h="15840"/>
       <w:pgMar w:top="1440" w:right="1440" w:bottom="1440" w:left="1440" w:header="720" w:footer="720" w:gutter="0"/>
-      <w:pgNumType w:start="1"/>
       <w:cols w:space="720"/>
+      <w:docGrid w:linePitch="360"/>
     </w:sectPr>
   </w:body>
 </w:document>
@@ -8623,18 +8999,6 @@
   <w:style w:type="paragraph" w:default="1" w:styleId="Normal">
     <w:name w:val="Normal"/>
     <w:qFormat/>
-    <w:rsid w:val="00851ACA"/>
-    <w:pPr>
-      <w:spacing w:after="0" w:line="276" w:lineRule="auto"/>
-    </w:pPr>
-    <w:rPr>
-      <w:rFonts w:ascii="Arial" w:eastAsia="Arial" w:hAnsi="Arial" w:cs="Arial"/>
-      <w:kern w:val="0"/>
-      <w:sz w:val="22"/>
-      <w:szCs w:val="22"/>
-      <w:lang w:val="en"/>
-      <w14:ligatures w14:val="none"/>
-    </w:rPr>
   </w:style>
   <w:style w:type="paragraph" w:styleId="Heading1">
     <w:name w:val="heading 1"/>
@@ -8643,7 +9007,7 @@
     <w:link w:val="Heading1Char"/>
     <w:uiPriority w:val="9"/>
     <w:qFormat/>
-    <w:rsid w:val="00392015"/>
+    <w:rsid w:val="00461498"/>
     <w:pPr>
       <w:keepNext/>
       <w:keepLines/>
@@ -8665,7 +9029,7 @@
     <w:uiPriority w:val="9"/>
     <w:unhideWhenUsed/>
     <w:qFormat/>
-    <w:rsid w:val="00392015"/>
+    <w:rsid w:val="00461498"/>
     <w:pPr>
       <w:keepNext/>
       <w:keepLines/>
@@ -8687,7 +9051,7 @@
     <w:uiPriority w:val="9"/>
     <w:unhideWhenUsed/>
     <w:qFormat/>
-    <w:rsid w:val="00392015"/>
+    <w:rsid w:val="00461498"/>
     <w:pPr>
       <w:keepNext/>
       <w:keepLines/>
@@ -8710,7 +9074,7 @@
     <w:semiHidden/>
     <w:unhideWhenUsed/>
     <w:qFormat/>
-    <w:rsid w:val="00392015"/>
+    <w:rsid w:val="00461498"/>
     <w:pPr>
       <w:keepNext/>
       <w:keepLines/>
@@ -8733,7 +9097,7 @@
     <w:semiHidden/>
     <w:unhideWhenUsed/>
     <w:qFormat/>
-    <w:rsid w:val="00392015"/>
+    <w:rsid w:val="00461498"/>
     <w:pPr>
       <w:keepNext/>
       <w:keepLines/>
@@ -8754,11 +9118,11 @@
     <w:semiHidden/>
     <w:unhideWhenUsed/>
     <w:qFormat/>
-    <w:rsid w:val="00392015"/>
+    <w:rsid w:val="00461498"/>
     <w:pPr>
       <w:keepNext/>
       <w:keepLines/>
-      <w:spacing w:before="40"/>
+      <w:spacing w:before="40" w:after="0"/>
       <w:outlineLvl w:val="5"/>
     </w:pPr>
     <w:rPr>
@@ -8777,11 +9141,11 @@
     <w:semiHidden/>
     <w:unhideWhenUsed/>
     <w:qFormat/>
-    <w:rsid w:val="00392015"/>
+    <w:rsid w:val="00461498"/>
     <w:pPr>
       <w:keepNext/>
       <w:keepLines/>
-      <w:spacing w:before="40"/>
+      <w:spacing w:before="40" w:after="0"/>
       <w:outlineLvl w:val="6"/>
     </w:pPr>
     <w:rPr>
@@ -8798,10 +9162,11 @@
     <w:semiHidden/>
     <w:unhideWhenUsed/>
     <w:qFormat/>
-    <w:rsid w:val="00392015"/>
+    <w:rsid w:val="00461498"/>
     <w:pPr>
       <w:keepNext/>
       <w:keepLines/>
+      <w:spacing w:after="0"/>
       <w:outlineLvl w:val="7"/>
     </w:pPr>
     <w:rPr>
@@ -8820,10 +9185,11 @@
     <w:semiHidden/>
     <w:unhideWhenUsed/>
     <w:qFormat/>
-    <w:rsid w:val="00392015"/>
+    <w:rsid w:val="00461498"/>
     <w:pPr>
       <w:keepNext/>
       <w:keepLines/>
+      <w:spacing w:after="0"/>
       <w:outlineLvl w:val="8"/>
     </w:pPr>
     <w:rPr>
@@ -8863,7 +9229,7 @@
     <w:basedOn w:val="DefaultParagraphFont"/>
     <w:link w:val="Heading1"/>
     <w:uiPriority w:val="9"/>
-    <w:rsid w:val="00392015"/>
+    <w:rsid w:val="00461498"/>
     <w:rPr>
       <w:rFonts w:asciiTheme="majorHAnsi" w:eastAsiaTheme="majorEastAsia" w:hAnsiTheme="majorHAnsi" w:cstheme="majorBidi"/>
       <w:color w:val="2F5496" w:themeColor="accent1" w:themeShade="BF"/>
@@ -8876,7 +9242,7 @@
     <w:basedOn w:val="DefaultParagraphFont"/>
     <w:link w:val="Heading2"/>
     <w:uiPriority w:val="9"/>
-    <w:rsid w:val="00392015"/>
+    <w:rsid w:val="00461498"/>
     <w:rPr>
       <w:rFonts w:asciiTheme="majorHAnsi" w:eastAsiaTheme="majorEastAsia" w:hAnsiTheme="majorHAnsi" w:cstheme="majorBidi"/>
       <w:color w:val="2F5496" w:themeColor="accent1" w:themeShade="BF"/>
@@ -8889,7 +9255,7 @@
     <w:basedOn w:val="DefaultParagraphFont"/>
     <w:link w:val="Heading3"/>
     <w:uiPriority w:val="9"/>
-    <w:rsid w:val="00392015"/>
+    <w:rsid w:val="00461498"/>
     <w:rPr>
       <w:rFonts w:eastAsiaTheme="majorEastAsia" w:cstheme="majorBidi"/>
       <w:color w:val="2F5496" w:themeColor="accent1" w:themeShade="BF"/>
@@ -8903,7 +9269,7 @@
     <w:link w:val="Heading4"/>
     <w:uiPriority w:val="9"/>
     <w:semiHidden/>
-    <w:rsid w:val="00392015"/>
+    <w:rsid w:val="00461498"/>
     <w:rPr>
       <w:rFonts w:eastAsiaTheme="majorEastAsia" w:cstheme="majorBidi"/>
       <w:i/>
@@ -8917,7 +9283,7 @@
     <w:link w:val="Heading5"/>
     <w:uiPriority w:val="9"/>
     <w:semiHidden/>
-    <w:rsid w:val="00392015"/>
+    <w:rsid w:val="00461498"/>
     <w:rPr>
       <w:rFonts w:eastAsiaTheme="majorEastAsia" w:cstheme="majorBidi"/>
       <w:color w:val="2F5496" w:themeColor="accent1" w:themeShade="BF"/>
@@ -8929,7 +9295,7 @@
     <w:link w:val="Heading6"/>
     <w:uiPriority w:val="9"/>
     <w:semiHidden/>
-    <w:rsid w:val="00392015"/>
+    <w:rsid w:val="00461498"/>
     <w:rPr>
       <w:rFonts w:eastAsiaTheme="majorEastAsia" w:cstheme="majorBidi"/>
       <w:i/>
@@ -8943,7 +9309,7 @@
     <w:link w:val="Heading7"/>
     <w:uiPriority w:val="9"/>
     <w:semiHidden/>
-    <w:rsid w:val="00392015"/>
+    <w:rsid w:val="00461498"/>
     <w:rPr>
       <w:rFonts w:eastAsiaTheme="majorEastAsia" w:cstheme="majorBidi"/>
       <w:color w:val="595959" w:themeColor="text1" w:themeTint="A6"/>
@@ -8955,7 +9321,7 @@
     <w:link w:val="Heading8"/>
     <w:uiPriority w:val="9"/>
     <w:semiHidden/>
-    <w:rsid w:val="00392015"/>
+    <w:rsid w:val="00461498"/>
     <w:rPr>
       <w:rFonts w:eastAsiaTheme="majorEastAsia" w:cstheme="majorBidi"/>
       <w:i/>
@@ -8969,7 +9335,7 @@
     <w:link w:val="Heading9"/>
     <w:uiPriority w:val="9"/>
     <w:semiHidden/>
-    <w:rsid w:val="00392015"/>
+    <w:rsid w:val="00461498"/>
     <w:rPr>
       <w:rFonts w:eastAsiaTheme="majorEastAsia" w:cstheme="majorBidi"/>
       <w:color w:val="272727" w:themeColor="text1" w:themeTint="D8"/>
@@ -8982,7 +9348,7 @@
     <w:link w:val="TitleChar"/>
     <w:uiPriority w:val="10"/>
     <w:qFormat/>
-    <w:rsid w:val="00392015"/>
+    <w:rsid w:val="00461498"/>
     <w:pPr>
       <w:spacing w:after="80" w:line="240" w:lineRule="auto"/>
       <w:contextualSpacing/>
@@ -9000,7 +9366,7 @@
     <w:basedOn w:val="DefaultParagraphFont"/>
     <w:link w:val="Title"/>
     <w:uiPriority w:val="10"/>
-    <w:rsid w:val="00392015"/>
+    <w:rsid w:val="00461498"/>
     <w:rPr>
       <w:rFonts w:asciiTheme="majorHAnsi" w:eastAsiaTheme="majorEastAsia" w:hAnsiTheme="majorHAnsi" w:cstheme="majorBidi"/>
       <w:spacing w:val="-10"/>
@@ -9016,7 +9382,7 @@
     <w:link w:val="SubtitleChar"/>
     <w:uiPriority w:val="11"/>
     <w:qFormat/>
-    <w:rsid w:val="00392015"/>
+    <w:rsid w:val="00461498"/>
     <w:pPr>
       <w:numPr>
         <w:ilvl w:val="1"/>
@@ -9035,7 +9401,7 @@
     <w:basedOn w:val="DefaultParagraphFont"/>
     <w:link w:val="Subtitle"/>
     <w:uiPriority w:val="11"/>
-    <w:rsid w:val="00392015"/>
+    <w:rsid w:val="00461498"/>
     <w:rPr>
       <w:rFonts w:eastAsiaTheme="majorEastAsia" w:cstheme="majorBidi"/>
       <w:color w:val="595959" w:themeColor="text1" w:themeTint="A6"/>
@@ -9051,7 +9417,7 @@
     <w:link w:val="QuoteChar"/>
     <w:uiPriority w:val="29"/>
     <w:qFormat/>
-    <w:rsid w:val="00392015"/>
+    <w:rsid w:val="00461498"/>
     <w:pPr>
       <w:spacing w:before="160"/>
       <w:jc w:val="center"/>
@@ -9067,7 +9433,7 @@
     <w:basedOn w:val="DefaultParagraphFont"/>
     <w:link w:val="Quote"/>
     <w:uiPriority w:val="29"/>
-    <w:rsid w:val="00392015"/>
+    <w:rsid w:val="00461498"/>
     <w:rPr>
       <w:i/>
       <w:iCs/>
@@ -9079,7 +9445,7 @@
     <w:basedOn w:val="Normal"/>
     <w:uiPriority w:val="34"/>
     <w:qFormat/>
-    <w:rsid w:val="00392015"/>
+    <w:rsid w:val="00461498"/>
     <w:pPr>
       <w:ind w:left="720"/>
       <w:contextualSpacing/>
@@ -9090,7 +9456,7 @@
     <w:basedOn w:val="DefaultParagraphFont"/>
     <w:uiPriority w:val="21"/>
     <w:qFormat/>
-    <w:rsid w:val="00392015"/>
+    <w:rsid w:val="00461498"/>
     <w:rPr>
       <w:i/>
       <w:iCs/>
@@ -9104,7 +9470,7 @@
     <w:link w:val="IntenseQuoteChar"/>
     <w:uiPriority w:val="30"/>
     <w:qFormat/>
-    <w:rsid w:val="00392015"/>
+    <w:rsid w:val="00461498"/>
     <w:pPr>
       <w:pBdr>
         <w:top w:val="single" w:sz="4" w:space="10" w:color="2F5496" w:themeColor="accent1" w:themeShade="BF"/>
@@ -9125,7 +9491,7 @@
     <w:basedOn w:val="DefaultParagraphFont"/>
     <w:link w:val="IntenseQuote"/>
     <w:uiPriority w:val="30"/>
-    <w:rsid w:val="00392015"/>
+    <w:rsid w:val="00461498"/>
     <w:rPr>
       <w:i/>
       <w:iCs/>
@@ -9137,7 +9503,7 @@
     <w:basedOn w:val="DefaultParagraphFont"/>
     <w:uiPriority w:val="32"/>
     <w:qFormat/>
-    <w:rsid w:val="00392015"/>
+    <w:rsid w:val="00461498"/>
     <w:rPr>
       <w:b/>
       <w:bCs/>
